--- a/NexaCorp_Enterprise_Policy_Handbook_v5.2.docx
+++ b/NexaCorp_Enterprise_Policy_Handbook_v5.2.docx
@@ -215,10 +215,7 @@
         <w:jc w:val="both"/>
       </w:pPr>
       <w:r>
-        <w:t xml:space="preserve">This handbook supersedes all </w:t>
-      </w:r>
-      <w:r>
-        <w:t>previously issued policy documents, memos, and guidelines. In the event of a conflict between this document and any country-specific addendum, the addendum shall prevail to the extent required by local law.</w:t>
+        <w:t>This handbook supersedes all previously issued policy documents, memos, and guidelines. In the event of a conflict between this document and any country-specific addendum, the addendum shall prevail to the extent required by local law.</w:t>
       </w:r>
     </w:p>
     <w:p>
@@ -1567,14 +1564,7 @@
           <w:sz w:val="20"/>
           <w:szCs w:val="20"/>
         </w:rPr>
-        <w:t>4.2    Harassment &amp;</w:t>
-      </w:r>
-      <w:r>
-        <w:rPr>
-          <w:sz w:val="20"/>
-          <w:szCs w:val="20"/>
-        </w:rPr>
-        <w:t xml:space="preserve"> Discrimination Defined</w:t>
+        <w:t>4.2    Harassment &amp; Discrimination Defined</w:t>
       </w:r>
       <w:r>
         <w:rPr>
@@ -1829,14 +1819,7 @@
           <w:sz w:val="20"/>
           <w:szCs w:val="20"/>
         </w:rPr>
-        <w:t>6.3    Substance Abuse &amp; Drug-Free W</w:t>
-      </w:r>
-      <w:r>
-        <w:rPr>
-          <w:sz w:val="20"/>
-          <w:szCs w:val="20"/>
-        </w:rPr>
-        <w:t>orkplace</w:t>
+        <w:t>6.3    Substance Abuse &amp; Drug-Free Workplace</w:t>
       </w:r>
       <w:r>
         <w:rPr>
@@ -1976,14 +1959,7 @@
           <w:sz w:val="20"/>
           <w:szCs w:val="20"/>
         </w:rPr>
-        <w:t>8.1    Progressive Discipline Framewor</w:t>
-      </w:r>
-      <w:r>
-        <w:rPr>
-          <w:sz w:val="20"/>
-          <w:szCs w:val="20"/>
-        </w:rPr>
-        <w:t>k</w:t>
+        <w:t>8.1    Progressive Discipline Framework</w:t>
       </w:r>
       <w:r>
         <w:rPr>
@@ -2153,13 +2129,7 @@
       </w:r>
       <w:proofErr w:type="spellEnd"/>
       <w:r>
-        <w:t xml:space="preserve"> Inc., a boutique technology consulting firm serving regional financial institutions on the US West Coast. Under the founding leadership of Chi</w:t>
-      </w:r>
-      <w:r>
-        <w:t>ef Executive Officer Elaine Hartwell and Chief Technology Officer Marcus Delgado, the company achieved rapid growth by pioneering enterprise resource planning (ERP) integrations at a time when most mid-market financial institutions still relied on propriet</w:t>
-      </w:r>
-      <w:r>
-        <w:t>ary mainframe systems.</w:t>
+        <w:t xml:space="preserve"> Inc., a boutique technology consulting firm serving regional financial institutions on the US West Coast. Under the founding leadership of Chief Executive Officer Elaine Hartwell and Chief Technology Officer Marcus Delgado, the company achieved rapid growth by pioneering enterprise resource planning (ERP) integrations at a time when most mid-market financial institutions still relied on proprietary mainframe systems.</w:t>
       </w:r>
     </w:p>
     <w:p>
@@ -2176,10 +2146,7 @@
       </w:r>
       <w:proofErr w:type="spellEnd"/>
       <w:r>
-        <w:t xml:space="preserve"> and expanded its product portfolio to include cloud-native analytics platforms. A pivotal acquisition of London-based DataStream A</w:t>
-      </w:r>
-      <w:r>
-        <w:t xml:space="preserve">nalytics in 2006 opened the European market and transformed </w:t>
+        <w:t xml:space="preserve"> and expanded its product portfolio to include cloud-native analytics platforms. A pivotal acquisition of London-based DataStream Analytics in 2006 opened the European market and transformed </w:t>
       </w:r>
       <w:proofErr w:type="spellStart"/>
       <w:r>
@@ -2205,17 +2172,11 @@
       </w:pPr>
       <w:proofErr w:type="spellStart"/>
       <w:r>
-        <w:t>Nexa</w:t>
-      </w:r>
-      <w:r>
-        <w:t>Corp</w:t>
+        <w:t>NexaCorp</w:t>
       </w:r>
       <w:proofErr w:type="spellEnd"/>
       <w:r>
-        <w:t xml:space="preserve"> is publicly traded on the NASDAQ Global Select Market under the ticker symbol NXCP. The company is headquartered in San Francisco, California, with regional hubs in London (EMEA), Singapore (APAC), São Paulo (LATAM), and Dubai (MENA). Each regional hu</w:t>
-      </w:r>
-      <w:r>
-        <w:t>b operates as a semi-autonomous business unit reporting to the Global Executive Leadership Team.</w:t>
+        <w:t xml:space="preserve"> is publicly traded on the NASDAQ Global Select Market under the ticker symbol NXCP. The company is headquartered in San Francisco, California, with regional hubs in London (EMEA), Singapore (APAC), São Paulo (LATAM), and Dubai (MENA). Each regional hub operates as a semi-autonomous business unit reporting to the Global Executive Leadership Team.</w:t>
       </w:r>
     </w:p>
     <w:p>
@@ -3360,10 +3321,7 @@
       </w:r>
       <w:proofErr w:type="spellEnd"/>
       <w:r>
-        <w:t xml:space="preserve"> with intelligent, scalable, and secure tech</w:t>
-      </w:r>
-      <w:r>
-        <w:t>nology solutions that unlock human potential, drive operational excellence, and create sustainable value for all stakeholders — employees, customers, shareholders, and communities alike.</w:t>
+        <w:t xml:space="preserve"> with intelligent, scalable, and secure technology solutions that unlock human potential, drive operational excellence, and create sustainable value for all stakeholders — employees, customers, shareholders, and communities alike.</w:t>
       </w:r>
     </w:p>
     <w:p>
@@ -3380,10 +3338,7 @@
         <w:jc w:val="both"/>
       </w:pPr>
       <w:r>
-        <w:t xml:space="preserve">Our seven core values are not aspirational posters </w:t>
-      </w:r>
-      <w:r>
-        <w:t xml:space="preserve">on a wall. They are the </w:t>
+        <w:t xml:space="preserve">Our seven core values are not aspirational posters on a wall. They are the </w:t>
       </w:r>
       <w:proofErr w:type="spellStart"/>
       <w:r>
@@ -3869,14 +3824,7 @@
                 <w:sz w:val="19"/>
                 <w:szCs w:val="19"/>
               </w:rPr>
-              <w:t>The half-life of technical knowledge is shrinking. Investing in personal and team growth is a professional ob</w:t>
-            </w:r>
-            <w:r>
-              <w:rPr>
-                <w:sz w:val="19"/>
-                <w:szCs w:val="19"/>
-              </w:rPr>
-              <w:t>ligation, not an option.</w:t>
+              <w:t>The half-life of technical knowledge is shrinking. Investing in personal and team growth is a professional obligation, not an option.</w:t>
             </w:r>
           </w:p>
         </w:tc>
@@ -3979,10 +3927,7 @@
         <w:jc w:val="both"/>
       </w:pPr>
       <w:r>
-        <w:t>The ELT is responsible for setting strategic direction, allocating capital, managing enterprise risk, and ensuring regulatory compliance. The ELT convenes monthly in person and weekly via video conference. All ELT members serve at the pleasure of the Board</w:t>
-      </w:r>
-      <w:r>
-        <w:t xml:space="preserve"> of Directors.</w:t>
+        <w:t>The ELT is responsible for setting strategic direction, allocating capital, managing enterprise risk, and ensuring regulatory compliance. The ELT convenes monthly in person and weekly via video conference. All ELT members serve at the pleasure of the Board of Directors.</w:t>
       </w:r>
     </w:p>
     <w:tbl>
@@ -4924,10 +4869,7 @@
         <w:spacing w:before="60" w:after="60"/>
       </w:pPr>
       <w:r>
-        <w:t>Ethics &amp; Complia</w:t>
-      </w:r>
-      <w:r>
-        <w:t>nce Committee (ECC): Chaired by the CLO; oversees Code of Conduct enforcement and regulatory compliance.</w:t>
+        <w:t>Ethics &amp; Compliance Committee (ECC): Chaired by the CLO; oversees Code of Conduct enforcement and regulatory compliance.</w:t>
       </w:r>
     </w:p>
     <w:p>
@@ -4953,10 +4895,7 @@
         <w:spacing w:before="60" w:after="60"/>
       </w:pPr>
       <w:r>
-        <w:t>Diversity, Equity &amp; Inclusion Council (</w:t>
-      </w:r>
-      <w:r>
-        <w:t xml:space="preserve">DEIC): Chaired by the CPO; monitors DEI metrics and </w:t>
+        <w:t xml:space="preserve">Diversity, Equity &amp; Inclusion Council (DEIC): Chaired by the CPO; monitors DEI metrics and </w:t>
       </w:r>
       <w:proofErr w:type="spellStart"/>
       <w:r>
@@ -4990,10 +4929,7 @@
         <w:spacing w:before="60" w:after="60"/>
       </w:pPr>
       <w:r>
-        <w:t>Investment &amp; M&amp;A Committee: Chaired by the CEO; evaluate</w:t>
-      </w:r>
-      <w:r>
-        <w:t>s acquisitions, divestitures, and major capital allocations.</w:t>
+        <w:t>Investment &amp; M&amp;A Committee: Chaired by the CEO; evaluates acquisitions, divestitures, and major capital allocations.</w:t>
       </w:r>
     </w:p>
     <w:p>
@@ -5073,10 +5009,7 @@
       </w:pPr>
       <w:proofErr w:type="spellStart"/>
       <w:r>
-        <w:t>Ne</w:t>
-      </w:r>
-      <w:r>
-        <w:t>xaSecure</w:t>
+        <w:t>NexaSecure</w:t>
       </w:r>
       <w:proofErr w:type="spellEnd"/>
       <w:r>
@@ -5249,17 +5182,7 @@
                 <w:sz w:val="20"/>
                 <w:szCs w:val="20"/>
               </w:rPr>
-              <w:t>Head</w:t>
-            </w:r>
-            <w:r>
-              <w:rPr>
-                <w:b/>
-                <w:bCs/>
-                <w:color w:val="FFFFFF"/>
-                <w:sz w:val="20"/>
-                <w:szCs w:val="20"/>
-              </w:rPr>
-              <w:t>count</w:t>
+              <w:t>Headcount</w:t>
             </w:r>
           </w:p>
         </w:tc>
@@ -5854,10 +5777,7 @@
       </w:r>
       <w:proofErr w:type="spellEnd"/>
       <w:r>
-        <w:t xml:space="preserve"> behalf is expected to uphold the highest ethical standards in every interaction. This Code of</w:t>
-      </w:r>
-      <w:r>
-        <w:t xml:space="preserve"> Business Conduct &amp; Ethics (the 'Code') establishes minimum standards. Where local law, professional ethics rules, or client contractual requirements impose a higher standard, that higher standard shall apply.</w:t>
+        <w:t xml:space="preserve"> behalf is expected to uphold the highest ethical standards in every interaction. This Code of Business Conduct &amp; Ethics (the 'Code') establishes minimum standards. Where local law, professional ethics rules, or client contractual requirements impose a higher standard, that higher standard shall apply.</w:t>
       </w:r>
     </w:p>
     <w:p>
@@ -5905,16 +5825,7 @@
           <w:sz w:val="20"/>
           <w:szCs w:val="20"/>
         </w:rPr>
-        <w:t xml:space="preserve"> Global</w:t>
-      </w:r>
-      <w:r>
-        <w:rPr>
-          <w:i/>
-          <w:iCs/>
-          <w:sz w:val="20"/>
-          <w:szCs w:val="20"/>
-        </w:rPr>
-        <w:t xml:space="preserve">, Inc. and all its wholly-owned subsidiaries, joint ventures where </w:t>
+        <w:t xml:space="preserve"> Global, Inc. and all its wholly-owned subsidiaries, joint ventures where </w:t>
       </w:r>
       <w:proofErr w:type="spellStart"/>
       <w:r>
@@ -6041,10 +5952,7 @@
       </w:r>
       <w:proofErr w:type="spellEnd"/>
       <w:r>
-        <w:t xml:space="preserve"> po</w:t>
-      </w:r>
-      <w:r>
-        <w:t>licies in every jurisdiction where the company operates.</w:t>
+        <w:t xml:space="preserve"> policies in every jurisdiction where the company operates.</w:t>
       </w:r>
     </w:p>
     <w:p>
@@ -6070,10 +5978,7 @@
         <w:spacing w:before="60" w:after="60"/>
       </w:pPr>
       <w:r>
-        <w:t xml:space="preserve">Exercise sound judgment and seek guidance when uncertain about the ethical or </w:t>
-      </w:r>
-      <w:r>
-        <w:t>legal implications of a business decision.</w:t>
+        <w:t>Exercise sound judgment and seek guidance when uncertain about the ethical or legal implications of a business decision.</w:t>
       </w:r>
     </w:p>
     <w:p>
@@ -6107,10 +6012,7 @@
       </w:r>
       <w:proofErr w:type="spellEnd"/>
       <w:r>
-        <w:t>, its clients, partners, an</w:t>
-      </w:r>
-      <w:r>
-        <w:t>d employees.</w:t>
+        <w:t>, its clients, partners, and employees.</w:t>
       </w:r>
     </w:p>
     <w:p>
@@ -6135,10 +6037,7 @@
       </w:r>
       <w:proofErr w:type="spellEnd"/>
       <w:r>
-        <w:t xml:space="preserve"> premises and in any external context where an employee's actions could reasonably be associated with or reflect upon the company. This includes but is not l</w:t>
-      </w:r>
-      <w:r>
-        <w:t>imited to: client sites, industry conferences, business travel, company-sponsored social events, and public-facing social media activity.</w:t>
+        <w:t xml:space="preserve"> premises and in any external context where an employee's actions could reasonably be associated with or reflect upon the company. This includes but is not limited to: client sites, industry conferences, business travel, company-sponsored social events, and public-facing social media activity.</w:t>
       </w:r>
     </w:p>
     <w:p>
@@ -6197,10 +6096,7 @@
       </w:pPr>
       <w:r>
         <w:lastRenderedPageBreak/>
-        <w:t xml:space="preserve">A conflict of </w:t>
-      </w:r>
-      <w:r>
-        <w:t xml:space="preserve">interest arises when an employee's personal interests, financial interests, or outside relationships interfere — or could reasonably appear to interfere — with their ability to act in the best interests of </w:t>
+        <w:t xml:space="preserve">A conflict of interest arises when an employee's personal interests, financial interests, or outside relationships interfere — or could reasonably appear to interfere — with their ability to act in the best interests of </w:t>
       </w:r>
       <w:proofErr w:type="spellStart"/>
       <w:r>
@@ -6208,10 +6104,7 @@
       </w:r>
       <w:proofErr w:type="spellEnd"/>
       <w:r>
-        <w:t xml:space="preserve"> and its clients. Conflicts of interest ar</w:t>
-      </w:r>
-      <w:r>
-        <w:t>e not automatically prohibited, but they must be promptly disclosed and managed in accordance with this policy.</w:t>
+        <w:t xml:space="preserve"> and its clients. Conflicts of interest are not automatically prohibited, but they must be promptly disclosed and managed in accordance with this policy.</w:t>
       </w:r>
     </w:p>
     <w:p>
@@ -7150,10 +7043,7 @@
         <w:spacing w:before="60" w:after="60"/>
       </w:pPr>
       <w:r>
-        <w:t>The Ethics &amp; C</w:t>
-      </w:r>
-      <w:r>
-        <w:t>ompliance Committee (ECC) will review the disclosure within ten (10) business days.</w:t>
+        <w:t>The Ethics &amp; Compliance Committee (ECC) will review the disclosure within ten (10) business days.</w:t>
       </w:r>
     </w:p>
     <w:p>
@@ -7179,10 +7069,7 @@
         <w:spacing w:before="60" w:after="60"/>
       </w:pPr>
       <w:r>
-        <w:t>Where conditions</w:t>
-      </w:r>
-      <w:r>
-        <w:t xml:space="preserve"> are imposed, they may include recusal from specific decisions, divestiture of financial interests, or restructuring of reporting relationships.</w:t>
+        <w:t>Where conditions are imposed, they may include recusal from specific decisions, divestiture of financial interests, or restructuring of reporting relationships.</w:t>
       </w:r>
     </w:p>
     <w:p>
@@ -7195,10 +7082,7 @@
         <w:spacing w:before="60" w:after="60"/>
       </w:pPr>
       <w:r>
-        <w:t>The employee must sign an acknowledgement of the conditions and maintain compliance throughout their employment</w:t>
-      </w:r>
-      <w:r>
-        <w:t>.</w:t>
+        <w:t>The employee must sign an acknowledgement of the conditions and maintain compliance throughout their employment.</w:t>
       </w:r>
     </w:p>
     <w:p>
@@ -7239,16 +7123,7 @@
           <w:sz w:val="20"/>
           <w:szCs w:val="20"/>
         </w:rPr>
-        <w:t xml:space="preserve">Failure to disclose a known conflict of interest is itself a material violation of this Code and may result in termination of employment, </w:t>
-      </w:r>
-      <w:r>
-        <w:rPr>
-          <w:i/>
-          <w:iCs/>
-          <w:sz w:val="20"/>
-          <w:szCs w:val="20"/>
-        </w:rPr>
-        <w:t>regardless of whether any actual harm resulted.</w:t>
+        <w:t>Failure to disclose a known conflict of interest is itself a material violation of this Code and may result in termination of employment, regardless of whether any actual harm resulted.</w:t>
       </w:r>
     </w:p>
     <w:p>
@@ -7287,10 +7162,7 @@
       </w:r>
       <w:proofErr w:type="spellEnd"/>
       <w:r>
-        <w:t xml:space="preserve"> obligations include, but are not limite</w:t>
-      </w:r>
-      <w:r>
-        <w:t>d to, compliance with the US Foreign Corrupt Practices Act (FCPA), the UK Bribery Act 2010, and applicable OECD Anti-Bribery Convention standards.</w:t>
+        <w:t xml:space="preserve"> obligations include, but are not limited to, compliance with the US Foreign Corrupt Practices Act (FCPA), the UK Bribery Act 2010, and applicable OECD Anti-Bribery Convention standards.</w:t>
       </w:r>
     </w:p>
     <w:p>
@@ -8107,10 +7979,7 @@
         <w:jc w:val="both"/>
       </w:pPr>
       <w:r>
-        <w:t>No gift, meal, entertainment, travel, or payment of any value may be offered to any government official, public sector employee, or member of a ruling royal family without prior written approval from the CLO and,</w:t>
-      </w:r>
-      <w:r>
-        <w:t xml:space="preserve"> where required, external legal counsel in the relevant jurisdiction. This prohibition applies globally and covers officials at every level of government — local, state/provincial, national, and supranational.</w:t>
+        <w:t>No gift, meal, entertainment, travel, or payment of any value may be offered to any government official, public sector employee, or member of a ruling royal family without prior written approval from the CLO and, where required, external legal counsel in the relevant jurisdiction. This prohibition applies globally and covers officials at every level of government — local, state/provincial, national, and supranational.</w:t>
       </w:r>
     </w:p>
     <w:p>
@@ -8148,10 +8017,7 @@
       </w:r>
       <w:proofErr w:type="spellEnd"/>
       <w:r>
-        <w:t xml:space="preserve"> or any publicly traded co</w:t>
-      </w:r>
-      <w:r>
-        <w:t xml:space="preserve">mpany with which </w:t>
+        <w:t xml:space="preserve"> or any publicly traded company with which </w:t>
       </w:r>
       <w:proofErr w:type="spellStart"/>
       <w:r>
@@ -8231,10 +8097,7 @@
       </w:r>
       <w:proofErr w:type="spellEnd"/>
       <w:r>
-        <w:t xml:space="preserve"> client, partner, or acquisition target while in possession of MNPI relating to th</w:t>
-      </w:r>
-      <w:r>
-        <w:t>at entity.</w:t>
+        <w:t xml:space="preserve"> client, partner, or acquisition target while in possession of MNPI relating to that entity.</w:t>
       </w:r>
     </w:p>
     <w:p>
@@ -8301,13 +8164,7 @@
         <w:jc w:val="both"/>
       </w:pPr>
       <w:r>
-        <w:t>Designated Insiders</w:t>
-      </w:r>
-      <w:r>
-        <w:t xml:space="preserve"> (DIs) — comprising all ELT members, vice presidents, and employees in Finance, Legal, Strategy, and M&amp;A — are subject to mandatory trading windows. Trading windows open on the second business day following each quarterly earnings release and close 14 cale</w:t>
-      </w:r>
-      <w:r>
-        <w:t>ndar days before the end of the subsequent quarter. All DI trades must be pre-cleared through the CLO's office at least 48 hours in advance.</w:t>
+        <w:t>Designated Insiders (DIs) — comprising all ELT members, vice presidents, and employees in Finance, Legal, Strategy, and M&amp;A — are subject to mandatory trading windows. Trading windows open on the second business day following each quarterly earnings release and close 14 calendar days before the end of the subsequent quarter. All DI trades must be pre-cleared through the CLO's office at least 48 hours in advance.</w:t>
       </w:r>
     </w:p>
     <w:p>
@@ -8335,16 +8192,7 @@
           <w:sz w:val="20"/>
           <w:szCs w:val="20"/>
         </w:rPr>
-        <w:t>Non-DI employees are not subject to trading windows but remain bound by the prohibition on trading while i</w:t>
-      </w:r>
-      <w:r>
-        <w:rPr>
-          <w:i/>
-          <w:iCs/>
-          <w:sz w:val="20"/>
-          <w:szCs w:val="20"/>
-        </w:rPr>
-        <w:t>n possession of MNPI. When in doubt, do not trade and seek guidance from the Legal department.</w:t>
+        <w:t>Non-DI employees are not subject to trading windows but remain bound by the prohibition on trading while in possession of MNPI. When in doubt, do not trade and seek guidance from the Legal department.</w:t>
       </w:r>
     </w:p>
     <w:p>
@@ -8374,10 +8222,7 @@
       </w:r>
       <w:proofErr w:type="spellEnd"/>
       <w:r>
-        <w:t xml:space="preserve"> is committed to providing safe, confidential, and accessible channels through which </w:t>
-      </w:r>
-      <w:r>
-        <w:t>employees can report concerns about actual or suspected violations of law, regulation, or company policy. The following reporting channels are available:</w:t>
+        <w:t xml:space="preserve"> is committed to providing safe, confidential, and accessible channels through which employees can report concerns about actual or suspected violations of law, regulation, or company policy. The following reporting channels are available:</w:t>
       </w:r>
     </w:p>
     <w:tbl>
@@ -9271,10 +9116,7 @@
       </w:r>
       <w:proofErr w:type="spellEnd"/>
       <w:r>
-        <w:t xml:space="preserve"> strictly prohibits retaliation against any employee who in good faith reports a concern, participates in an investigation, or refuses to participate in conduct that they believe violates this Code or applicable law. Retaliation includes, but is no</w:t>
-      </w:r>
-      <w:r>
-        <w:t xml:space="preserve">t limited to: termination, demotion, disciplinary action, </w:t>
+        <w:t xml:space="preserve"> strictly prohibits retaliation against any employee who in good faith reports a concern, participates in an investigation, or refuses to participate in conduct that they believe violates this Code or applicable law. Retaliation includes, but is not limited to: termination, demotion, disciplinary action, </w:t>
       </w:r>
       <w:r>
         <w:lastRenderedPageBreak/>
@@ -9287,10 +9129,7 @@
         <w:jc w:val="both"/>
       </w:pPr>
       <w:r>
-        <w:t>Any manager or employee f</w:t>
-      </w:r>
-      <w:r>
-        <w:t>ound to have engaged in retaliation against a whistleblower will be subject to immediate disciplinary action up to and including termination of employment, regardless of seniority or tenure.</w:t>
+        <w:t>Any manager or employee found to have engaged in retaliation against a whistleblower will be subject to immediate disciplinary action up to and including termination of employment, regardless of seniority or tenure.</w:t>
       </w:r>
     </w:p>
     <w:p>
@@ -9318,16 +9157,7 @@
           <w:sz w:val="20"/>
           <w:szCs w:val="20"/>
         </w:rPr>
-        <w:t>Good faith reporting does not mean the report must turn out</w:t>
-      </w:r>
-      <w:r>
-        <w:rPr>
-          <w:i/>
-          <w:iCs/>
-          <w:sz w:val="20"/>
-          <w:szCs w:val="20"/>
-        </w:rPr>
-        <w:t xml:space="preserve"> to be correct. It means the reporter genuinely believed the information to indicate a potential violation. Bad faith or malicious false reports are not protected and may themselves result in disciplinary action.</w:t>
+        <w:t>Good faith reporting does not mean the report must turn out to be correct. It means the reporter genuinely believed the information to indicate a potential violation. Bad faith or malicious false reports are not protected and may themselves result in disciplinary action.</w:t>
       </w:r>
     </w:p>
     <w:p>
@@ -9344,13 +9174,7 @@
         <w:jc w:val="both"/>
       </w:pPr>
       <w:r>
-        <w:t>All reports rec</w:t>
-      </w:r>
-      <w:r>
-        <w:t>eived through Ethics channels are triaged by the Ethics &amp; Compliance Committee within 3 business days. Investigations are conducted by qualified personnel independent of the subject of the complaint. Findings are documented and reported to the Audit &amp; Risk</w:t>
-      </w:r>
-      <w:r>
-        <w:t xml:space="preserve"> Committee. Reporters may request an update on the status of their report every 30 days.</w:t>
+        <w:t>All reports received through Ethics channels are triaged by the Ethics &amp; Compliance Committee within 3 business days. Investigations are conducted by qualified personnel independent of the subject of the complaint. Findings are documented and reported to the Audit &amp; Risk Committee. Reporters may request an update on the status of their report every 30 days.</w:t>
       </w:r>
     </w:p>
     <w:p>
@@ -9406,10 +9230,7 @@
       </w:r>
       <w:proofErr w:type="spellEnd"/>
       <w:r>
-        <w:t xml:space="preserve"> human resources policies applicable to all employees globally. Country-specific addenda attached to this handbook address legal variances at the jurisdiction level. In the event of a conflict, the more employee-protective p</w:t>
-      </w:r>
-      <w:r>
-        <w:t>rovision shall prevail subject to applicable law.</w:t>
+        <w:t xml:space="preserve"> human resources policies applicable to all employees globally. Country-specific addenda attached to this handbook address legal variances at the jurisdiction level. In the event of a conflict, the more employee-protective provision shall prevail subject to applicable law.</w:t>
       </w:r>
     </w:p>
     <w:p>
@@ -9439,10 +9260,7 @@
       </w:r>
       <w:proofErr w:type="spellEnd"/>
       <w:r>
-        <w:t xml:space="preserve"> is an equal opportunity employer and makes all hiring decisions on the basis of qualifications, skills, experience, and demon</w:t>
-      </w:r>
-      <w:r>
-        <w:t xml:space="preserve">strated potential — without regard to race, </w:t>
+        <w:t xml:space="preserve"> is an equal opportunity employer and makes all hiring decisions on the basis of qualifications, skills, experience, and demonstrated potential — without regard to race, </w:t>
       </w:r>
       <w:proofErr w:type="spellStart"/>
       <w:r>
@@ -9450,10 +9268,7 @@
       </w:r>
       <w:proofErr w:type="spellEnd"/>
       <w:r>
-        <w:t>, religion, gender, gender identity or expression, sexual orientation, national origin, disability, age, veteran status, or any other characteristic protected by applicable law. All job postings must be rev</w:t>
-      </w:r>
-      <w:r>
-        <w:t>iewed and approved by HR prior to publication.</w:t>
+        <w:t>, religion, gender, gender identity or expression, sexual orientation, national origin, disability, age, veteran status, or any other characteristic protected by applicable law. All job postings must be reviewed and approved by HR prior to publication.</w:t>
       </w:r>
     </w:p>
     <w:p>
@@ -9495,10 +9310,7 @@
         <w:spacing w:before="60" w:after="60"/>
       </w:pPr>
       <w:r>
-        <w:t xml:space="preserve">HR Talent </w:t>
-      </w:r>
-      <w:r>
-        <w:t>Acquisition (TA) assigns a dedicated recruiter who develops a sourcing strategy within 5 business days of HC-REQ approval.</w:t>
+        <w:t>HR Talent Acquisition (TA) assigns a dedicated recruiter who develops a sourcing strategy within 5 business days of HC-REQ approval.</w:t>
       </w:r>
     </w:p>
     <w:p>
@@ -9511,10 +9323,7 @@
         <w:spacing w:before="60" w:after="60"/>
       </w:pPr>
       <w:r>
-        <w:t>Job postings are published simultaneously on the internal career portal (minimum 5 business days) and external job boards. Internal c</w:t>
-      </w:r>
-      <w:r>
-        <w:t>andidates must be given equal consideration.</w:t>
+        <w:t>Job postings are published simultaneously on the internal career portal (minimum 5 business days) and external job boards. Internal candidates must be given equal consideration.</w:t>
       </w:r>
     </w:p>
     <w:p>
@@ -9548,10 +9357,7 @@
         <w:spacing w:before="60" w:after="60"/>
       </w:pPr>
       <w:r>
-        <w:t>Refere</w:t>
-      </w:r>
-      <w:r>
-        <w:t>nce checks (minimum 2 professional references) are mandatory for all external hires. Background screening (criminal, education, employment verification) is conducted in compliance with local law.</w:t>
+        <w:t>Reference checks (minimum 2 professional references) are mandatory for all external hires. Background screening (criminal, education, employment verification) is conducted in compliance with local law.</w:t>
       </w:r>
     </w:p>
     <w:p>
@@ -9564,10 +9370,7 @@
         <w:spacing w:before="60" w:after="60"/>
       </w:pPr>
       <w:r>
-        <w:t>Offers of employment are extended exclusively in writing thr</w:t>
-      </w:r>
-      <w:r>
-        <w:t>ough the HRIS platform. Verbal offers are non-binding.</w:t>
+        <w:t>Offers of employment are extended exclusively in writing through the HRIS platform. Verbal offers are non-binding.</w:t>
       </w:r>
     </w:p>
     <w:p>
@@ -9611,10 +9414,7 @@
       </w:r>
       <w:proofErr w:type="spellStart"/>
       <w:r>
-        <w:t>pro</w:t>
-      </w:r>
-      <w:r>
-        <w:t>gramme</w:t>
+        <w:t>programme</w:t>
       </w:r>
       <w:proofErr w:type="spellEnd"/>
       <w:r>
@@ -10273,10 +10073,7 @@
         <w:pStyle w:val="Heading3"/>
       </w:pPr>
       <w:r>
-        <w:t>3.2.</w:t>
-      </w:r>
-      <w:r>
-        <w:t>1 Classification Types</w:t>
+        <w:t>3.2.1 Classification Types</w:t>
       </w:r>
     </w:p>
     <w:p>
@@ -10285,10 +10082,7 @@
         <w:jc w:val="both"/>
       </w:pPr>
       <w:r>
-        <w:t>Employment classifications determine benefits eligibility, overtime entitlement, and applicable HR policies. Misclassification of workers (particularly the improper classification of employees as independent contractors) creates sign</w:t>
-      </w:r>
-      <w:r>
-        <w:t>ificant legal, tax, and reputational risk. All classification decisions must be made by HR in conjunction with Finance and Legal.</w:t>
+        <w:t>Employment classifications determine benefits eligibility, overtime entitlement, and applicable HR policies. Misclassification of workers (particularly the improper classification of employees as independent contractors) creates significant legal, tax, and reputational risk. All classification decisions must be made by HR in conjunction with Finance and Legal.</w:t>
       </w:r>
     </w:p>
     <w:tbl>
@@ -11245,10 +11039,7 @@
       </w:r>
       <w:r>
         <w:lastRenderedPageBreak/>
-        <w:t>department. The following factors are evaluated as part of the test, broa</w:t>
-      </w:r>
-      <w:r>
-        <w:t>dly aligned with IRS Common Law Rules and applicable state tests (including California AB5 where applicable):</w:t>
+        <w:t>department. The following factors are evaluated as part of the test, broadly aligned with IRS Common Law Rules and applicable state tests (including California AB5 where applicable):</w:t>
       </w:r>
     </w:p>
     <w:p>
@@ -11279,10 +11070,7 @@
         <w:spacing w:before="60" w:after="60"/>
       </w:pPr>
       <w:r>
-        <w:t>Financial Control: Does the worker have significa</w:t>
-      </w:r>
-      <w:r>
-        <w:t>nt investment in tools, work for multiple clients, and bear the risk of profit/loss?</w:t>
+        <w:t>Financial Control: Does the worker have significant investment in tools, work for multiple clients, and bear the risk of profit/loss?</w:t>
       </w:r>
     </w:p>
     <w:p>
@@ -11323,16 +11111,7 @@
           <w:sz w:val="20"/>
           <w:szCs w:val="20"/>
         </w:rPr>
-        <w:t>In California, t</w:t>
-      </w:r>
-      <w:r>
-        <w:rPr>
-          <w:i/>
-          <w:iCs/>
-          <w:sz w:val="20"/>
-          <w:szCs w:val="20"/>
-        </w:rPr>
-        <w:t>he ABC test under AB5 applies to most occupational classifications and creates a strong presumption of employee status. All California contractor engagements require mandatory pre-approval by the CLO's office.</w:t>
+        <w:t>In California, the ABC test under AB5 applies to most occupational classifications and creates a strong presumption of employee status. All California contractor engagements require mandatory pre-approval by the CLO's office.</w:t>
       </w:r>
     </w:p>
     <w:p>
@@ -11370,10 +11149,7 @@
       </w:r>
       <w:proofErr w:type="spellEnd"/>
       <w:r>
-        <w:t xml:space="preserve"> talent by offering market-competitive total compensation packages. Total compensation comprises base salary, variable pay (short-term</w:t>
-      </w:r>
-      <w:r>
-        <w:t xml:space="preserve"> and long-term incentives), and benefits. </w:t>
+        <w:t xml:space="preserve"> talent by offering market-competitive total compensation packages. Total compensation comprises base salary, variable pay (short-term and long-term incentives), and benefits. </w:t>
       </w:r>
       <w:proofErr w:type="spellStart"/>
       <w:r>
@@ -11390,10 +11166,7 @@
         <w:jc w:val="both"/>
       </w:pPr>
       <w:r>
-        <w:t>The relevant talent ma</w:t>
-      </w:r>
-      <w:r>
-        <w:t xml:space="preserve">rket is defined annually by the People Analytics team based on industry sector, role type, geographic location, and company size peer group. </w:t>
+        <w:t xml:space="preserve">The relevant talent market is defined annually by the People Analytics team based on industry sector, role type, geographic location, and company size peer group. </w:t>
       </w:r>
       <w:proofErr w:type="spellStart"/>
       <w:r>
@@ -11409,10 +11182,7 @@
       </w:r>
       <w:proofErr w:type="spellEnd"/>
       <w:r>
-        <w:t xml:space="preserve"> third-party compensation surveys ann</w:t>
-      </w:r>
-      <w:r>
-        <w:t>ually.</w:t>
+        <w:t xml:space="preserve"> third-party compensation surveys annually.</w:t>
       </w:r>
     </w:p>
     <w:p>
@@ -12320,16 +12090,7 @@
           <w:sz w:val="20"/>
           <w:szCs w:val="20"/>
         </w:rPr>
-        <w:t>Pay bands are reviewed annually and may be adjusted based on market movement, internal equity analysis, and company financial performance. All salary changes must be approved through the HRIS system with dual approval (Manager + HR Business Partner) before</w:t>
-      </w:r>
-      <w:r>
-        <w:rPr>
-          <w:i/>
-          <w:iCs/>
-          <w:sz w:val="20"/>
-          <w:szCs w:val="20"/>
-        </w:rPr>
-        <w:t xml:space="preserve"> communication to the employee.</w:t>
+        <w:t>Pay bands are reviewed annually and may be adjusted based on market movement, internal equity analysis, and company financial performance. All salary changes must be approved through the HRIS system with dual approval (Manager + HR Business Partner) before communication to the employee.</w:t>
       </w:r>
     </w:p>
     <w:p>
@@ -12363,10 +12124,7 @@
       </w:r>
       <w:proofErr w:type="spellEnd"/>
       <w:r>
-        <w:t>™) is an annual cash incentive plan available to all employees at Grade 3 and above. STI targets are expressed as a percentage of annual base salary</w:t>
-      </w:r>
-      <w:r>
-        <w:t xml:space="preserve"> and increase with seniority. Final STI payouts are determined by the product of Company Performance Multiplier (CPM) and Individual Performance Rating (IPR).</w:t>
+        <w:t>™) is an annual cash incentive plan available to all employees at Grade 3 and above. STI targets are expressed as a percentage of annual base salary and increase with seniority. Final STI payouts are determined by the product of Company Performance Multiplier (CPM) and Individual Performance Rating (IPR).</w:t>
       </w:r>
     </w:p>
     <w:tbl>
@@ -12990,10 +12748,7 @@
       </w:r>
       <w:proofErr w:type="spellEnd"/>
       <w:r>
-        <w:t xml:space="preserve"> provides eligible employees (Grade 7 and above) with equity-based compensation in the form of Restricted Stock Units (RSUs) that vest over a four-year period using a 1-year cliff followed by quarterly vesting (25% after Year 1</w:t>
-      </w:r>
-      <w:r>
-        <w:t>, then 6.25% per quarter for 12 additional quarters). LTI awards are discretionary and are made annually in February following the prior year's performance review cycle.</w:t>
+        <w:t xml:space="preserve"> provides eligible employees (Grade 7 and above) with equity-based compensation in the form of Restricted Stock Units (RSUs) that vest over a four-year period using a 1-year cliff followed by quarterly vesting (25% after Year 1, then 6.25% per quarter for 12 additional quarters). LTI awards are discretionary and are made annually in February following the prior year's performance review cycle.</w:t>
       </w:r>
     </w:p>
     <w:p>
@@ -13015,10 +12770,7 @@
       </w:r>
       <w:proofErr w:type="spellEnd"/>
       <w:r>
-        <w:t xml:space="preserve"> processes payroll on a semi-monthly basis (on the 15th and last business day of each month for salaried employees). Hourly employees are paid bi-weekly. Direct deposit is mandatory for all US employees. Employees must maintain current bank account</w:t>
-      </w:r>
-      <w:r>
-        <w:t xml:space="preserve"> information in the HRIS self-service portal. </w:t>
+        <w:t xml:space="preserve"> processes payroll on a semi-monthly basis (on the 15th and last business day of each month for salaried employees). Hourly employees are paid bi-weekly. Direct deposit is mandatory for all US employees. Employees must maintain current bank account information in the HRIS self-service portal. </w:t>
       </w:r>
       <w:proofErr w:type="spellStart"/>
       <w:r>
@@ -13035,10 +12787,7 @@
         <w:jc w:val="both"/>
       </w:pPr>
       <w:r>
-        <w:t>All changes to bank account details must be verified through a two-step authentication process and approved by H</w:t>
-      </w:r>
-      <w:r>
-        <w:t>R Operations within 3 business days. This safeguard exists to prevent payroll fraud and social engineering attacks.</w:t>
+        <w:t>All changes to bank account details must be verified through a two-step authentication process and approved by HR Operations within 3 business days. This safeguard exists to prevent payroll fraud and social engineering attacks.</w:t>
       </w:r>
     </w:p>
     <w:p>
@@ -13055,13 +12804,7 @@
         <w:jc w:val="both"/>
       </w:pPr>
       <w:r>
-        <w:t>Non-exempt employees who work more than 40 hours in any workweek are entitled to overtime pay at the rate of 1.5 times</w:t>
-      </w:r>
-      <w:r>
-        <w:t xml:space="preserve"> their regular rate of pay for all hours in excess of 40. In California and other applicable states, daily overtime (hours in excess of 8 per day) and double-time rules apply as mandated by state law. All overtime must be pre-approved in writing by the emp</w:t>
-      </w:r>
-      <w:r>
-        <w:t>loyee's direct manager before the hours are worked. Retroactive overtime approval is permitted only in documented emergency situations.</w:t>
+        <w:t>Non-exempt employees who work more than 40 hours in any workweek are entitled to overtime pay at the rate of 1.5 times their regular rate of pay for all hours in excess of 40. In California and other applicable states, daily overtime (hours in excess of 8 per day) and double-time rules apply as mandated by state law. All overtime must be pre-approved in writing by the employee's direct manager before the hours are worked. Retroactive overtime approval is permitted only in documented emergency situations.</w:t>
       </w:r>
     </w:p>
     <w:p>
@@ -13089,16 +12832,7 @@
           <w:sz w:val="20"/>
           <w:szCs w:val="20"/>
         </w:rPr>
-        <w:t>Managers who systematically discourage employees from recording all hours worked — including through indirect m</w:t>
-      </w:r>
-      <w:r>
-        <w:rPr>
-          <w:i/>
-          <w:iCs/>
-          <w:sz w:val="20"/>
-          <w:szCs w:val="20"/>
-        </w:rPr>
-        <w:t xml:space="preserve">eans such as cultural pressure — are in violation of the FLSA and </w:t>
+        <w:t xml:space="preserve">Managers who systematically discourage employees from recording all hours worked — including through indirect means such as cultural pressure — are in violation of the FLSA and </w:t>
       </w:r>
       <w:proofErr w:type="spellStart"/>
       <w:r>
@@ -13149,10 +12883,7 @@
       </w:r>
       <w:proofErr w:type="spellEnd"/>
       <w:r>
-        <w:t xml:space="preserve"> benefits package is designed to support the whole employee — physical health, mental wellbeing, financial security, and family needs. The company reviews its benefits offerings annually and benchmarks against the top quartile of technology secto</w:t>
-      </w:r>
-      <w:r>
-        <w:t>r employers in each market. Benefits eligibility is determined by employment classification and geography. The following applies to US-based full-time employees unless otherwise stated.</w:t>
+        <w:t xml:space="preserve"> benefits package is designed to support the whole employee — physical health, mental wellbeing, financial security, and family needs. The company reviews its benefits offerings annually and benchmarks against the top quartile of technology sector employers in each market. Benefits eligibility is determined by employment classification and geography. The following applies to US-based full-time employees unless otherwise stated.</w:t>
       </w:r>
     </w:p>
     <w:p>
@@ -13262,17 +12993,7 @@
                 <w:sz w:val="20"/>
                 <w:szCs w:val="20"/>
               </w:rPr>
-              <w:t>Employee Premium (Monthly</w:t>
-            </w:r>
-            <w:r>
-              <w:rPr>
-                <w:b/>
-                <w:bCs/>
-                <w:color w:val="FFFFFF"/>
-                <w:sz w:val="20"/>
-                <w:szCs w:val="20"/>
-              </w:rPr>
-              <w:t>)</w:t>
+              <w:t>Employee Premium (Monthly)</w:t>
             </w:r>
           </w:p>
         </w:tc>
@@ -14378,10 +14099,7 @@
       </w:r>
       <w:proofErr w:type="spellEnd"/>
       <w:r>
-        <w:t xml:space="preserve"> o</w:t>
-      </w:r>
-      <w:r>
-        <w:t xml:space="preserve">ffers a 401(k) plan with the following features: Employee contributions up to the IRS annual limit ($23,000 for 2025; $30,500 for employees age 50+); </w:t>
+        <w:t xml:space="preserve"> offers a 401(k) plan with the following features: Employee contributions up to the IRS annual limit ($23,000 for 2025; $30,500 for employees age 50+); </w:t>
       </w:r>
       <w:proofErr w:type="spellStart"/>
       <w:r>
@@ -14389,10 +14107,7 @@
       </w:r>
       <w:proofErr w:type="spellEnd"/>
       <w:r>
-        <w:t xml:space="preserve"> matches 100% of the first 4% of eligible compensation contributed by the employee, immediately ve</w:t>
-      </w:r>
-      <w:r>
-        <w:t>sted; an additional discretionary profit-sharing contribution of up to 2% of eligible compensation based on company financial performance, subject to a 3-year graded vesting schedule (33%/67%/100%).</w:t>
+        <w:t xml:space="preserve"> matches 100% of the first 4% of eligible compensation contributed by the employee, immediately vested; an additional discretionary profit-sharing contribution of up to 2% of eligible compensation based on company financial performance, subject to a 3-year graded vesting schedule (33%/67%/100%).</w:t>
       </w:r>
     </w:p>
     <w:p>
@@ -14401,10 +14116,7 @@
         <w:jc w:val="both"/>
       </w:pPr>
       <w:r>
-        <w:t xml:space="preserve">Additional financial wellness benefits include: Employee </w:t>
-      </w:r>
-      <w:r>
-        <w:t xml:space="preserve">Stock Purchase Plan (ESPP) with a 15% discount on </w:t>
+        <w:t xml:space="preserve">Additional financial wellness benefits include: Employee Stock Purchase Plan (ESPP) with a 15% discount on </w:t>
       </w:r>
       <w:proofErr w:type="spellStart"/>
       <w:r>
@@ -14412,10 +14124,7 @@
       </w:r>
       <w:proofErr w:type="spellEnd"/>
       <w:r>
-        <w:t xml:space="preserve"> stock purchased at the lower of the beginning or end of each 6-month purchase period; Group Term Life Insurance at 2x base salary (up to $500,000) at no cost to the employee; Short-Term Disability </w:t>
-      </w:r>
-      <w:r>
-        <w:t>coverage at 60% of base salary for up to 12 weeks; Long-Term Disability coverage at 60% of base salary to age 65 after a 90-day elimination period.</w:t>
+        <w:t xml:space="preserve"> stock purchased at the lower of the beginning or end of each 6-month purchase period; Group Term Life Insurance at 2x base salary (up to $500,000) at no cost to the employee; Short-Term Disability coverage at 60% of base salary for up to 12 weeks; Long-Term Disability coverage at 60% of base salary to age 65 after a 90-day elimination period.</w:t>
       </w:r>
     </w:p>
     <w:p>
@@ -14445,10 +14154,7 @@
       </w:r>
       <w:proofErr w:type="spellEnd"/>
       <w:r>
-        <w:t xml:space="preserve"> that mental health is inseparable from professional perf</w:t>
-      </w:r>
-      <w:r>
-        <w:t>ormance and personal fulfilment. The following resources are available to all employees and their immediate household members at no cost:</w:t>
+        <w:t xml:space="preserve"> that mental health is inseparable from professional performance and personal fulfilment. The following resources are available to all employees and their immediate household members at no cost:</w:t>
       </w:r>
     </w:p>
     <w:p>
@@ -14525,10 +14231,7 @@
         <w:spacing w:before="60" w:after="60"/>
       </w:pPr>
       <w:r>
-        <w:t>Mental Health Days: 3 designated Mental Health Days per calendar yea</w:t>
-      </w:r>
-      <w:r>
-        <w:t>r (in addition to PTO) that may be taken without medical documentation. Announced to manager same-day.</w:t>
+        <w:t>Mental Health Days: 3 designated Mental Health Days per calendar year (in addition to PTO) that may be taken without medical documentation. Announced to manager same-day.</w:t>
       </w:r>
     </w:p>
     <w:p>
@@ -14554,10 +14257,7 @@
         <w:spacing w:before="60" w:after="60"/>
       </w:pPr>
       <w:r>
-        <w:t>Quarterly Well</w:t>
-      </w:r>
-      <w:r>
-        <w:t>being Stipend: $150/quarter reimbursable towards gym memberships, fitness equipment, nutrition coaching, or approved wellness expenditures.</w:t>
+        <w:t>Quarterly Wellbeing Stipend: $150/quarter reimbursable towards gym memberships, fitness equipment, nutrition coaching, or approved wellness expenditures.</w:t>
       </w:r>
     </w:p>
     <w:p>
@@ -14965,14 +14665,7 @@
                 <w:sz w:val="19"/>
                 <w:szCs w:val="19"/>
               </w:rPr>
-              <w:t xml:space="preserve">Must commence within 12 months of </w:t>
-            </w:r>
-            <w:r>
-              <w:rPr>
-                <w:sz w:val="19"/>
-                <w:szCs w:val="19"/>
-              </w:rPr>
-              <w:t>qualifying event</w:t>
+              <w:t>Must commence within 12 months of qualifying event</w:t>
             </w:r>
           </w:p>
         </w:tc>
@@ -15490,10 +15183,7 @@
       </w:r>
       <w:proofErr w:type="spellEnd"/>
       <w:r>
-        <w:t xml:space="preserve"> operates on an annual performance cycle aligned to the calendar year (January 1 – December 31). The cycle is designed to be an ongoing, forward-looking conversation rather than a once-a-year administrative event. Managers and employees are expecte</w:t>
-      </w:r>
-      <w:r>
-        <w:t>d to engage in structured performance conversations at a minimum frequency defined below.</w:t>
+        <w:t xml:space="preserve"> operates on an annual performance cycle aligned to the calendar year (January 1 – December 31). The cycle is designed to be an ongoing, forward-looking conversation rather than a once-a-year administrative event. Managers and employees are expected to engage in structured performance conversations at a minimum frequency defined below.</w:t>
       </w:r>
     </w:p>
     <w:tbl>
@@ -16396,10 +16086,7 @@
       </w:r>
       <w:proofErr w:type="spellEnd"/>
       <w:r>
-        <w:t>. Each employee is expected to have 3–5 OKRs per year, of which at least one must align directly to team or business-unit level OKRs (cascaded goals). OKRs are se</w:t>
-      </w:r>
-      <w:r>
-        <w:t>t collaboratively between manager and employee and must be specific, measurable, achievable, relevant, and time-bound (SMART). Stretch goals are encouraged and should represent approximately 30% of an employee's OKR portfolio.</w:t>
+        <w:t>. Each employee is expected to have 3–5 OKRs per year, of which at least one must align directly to team or business-unit level OKRs (cascaded goals). OKRs are set collaboratively between manager and employee and must be specific, measurable, achievable, relevant, and time-bound (SMART). Stretch goals are encouraged and should represent approximately 30% of an employee's OKR portfolio.</w:t>
       </w:r>
     </w:p>
     <w:p>
@@ -16473,17 +16160,7 @@
                 <w:sz w:val="20"/>
                 <w:szCs w:val="20"/>
               </w:rPr>
-              <w:t>Rat</w:t>
-            </w:r>
-            <w:r>
-              <w:rPr>
-                <w:b/>
-                <w:bCs/>
-                <w:color w:val="FFFFFF"/>
-                <w:sz w:val="20"/>
-                <w:szCs w:val="20"/>
-              </w:rPr>
-              <w:t>ing</w:t>
+              <w:t>Rating</w:t>
             </w:r>
           </w:p>
         </w:tc>
@@ -17218,10 +16895,7 @@
         <w:jc w:val="both"/>
       </w:pPr>
       <w:r>
-        <w:t>A Performance Improvement Plan (PIP) is a structured, time-bound tool used to address documented and sustained performance deficiencies. PIPs are not punitive; their purpose is to give the employee a clear underst</w:t>
-      </w:r>
-      <w:r>
-        <w:t>anding of expectations, a realistic timeframe in which to demonstrate improvement, and documented support resources. A PIP is not a precursor to termination but may result in termination if performance does not improve as specified.</w:t>
+        <w:t>A Performance Improvement Plan (PIP) is a structured, time-bound tool used to address documented and sustained performance deficiencies. PIPs are not punitive; their purpose is to give the employee a clear understanding of expectations, a realistic timeframe in which to demonstrate improvement, and documented support resources. A PIP is not a precursor to termination but may result in termination if performance does not improve as specified.</w:t>
       </w:r>
     </w:p>
     <w:p>
@@ -17230,13 +16904,7 @@
         <w:jc w:val="both"/>
       </w:pPr>
       <w:r>
-        <w:t>PIP requirements: Minim</w:t>
-      </w:r>
-      <w:r>
-        <w:t>um 30-day duration (60-day for senior individual contributors and above); specific, measurable success criteria agreed upon in advance; bi-weekly documented check-ins; HR Business Partner involvement from initiation; right to union representation where app</w:t>
-      </w:r>
-      <w:r>
-        <w:t xml:space="preserve">licable. If </w:t>
+        <w:t xml:space="preserve">PIP requirements: Minimum 30-day duration (60-day for senior individual contributors and above); specific, measurable success criteria agreed upon in advance; bi-weekly documented check-ins; HR Business Partner involvement from initiation; right to union representation where applicable. If </w:t>
       </w:r>
       <w:r>
         <w:lastRenderedPageBreak/>
@@ -17256,10 +16924,7 @@
         <w:pStyle w:val="Heading3"/>
       </w:pPr>
       <w:r>
-        <w:t>3.6.1 Le</w:t>
-      </w:r>
-      <w:r>
-        <w:t>arning Philosophy</w:t>
+        <w:t>3.6.1 Learning Philosophy</w:t>
       </w:r>
     </w:p>
     <w:p>
@@ -17277,10 +16942,7 @@
       </w:r>
       <w:proofErr w:type="spellStart"/>
       <w:r>
-        <w:t>NexaCor</w:t>
-      </w:r>
-      <w:r>
-        <w:t>p</w:t>
+        <w:t>NexaCorp</w:t>
       </w:r>
       <w:proofErr w:type="spellEnd"/>
       <w:r>
@@ -17341,10 +17003,7 @@
       </w:r>
       <w:proofErr w:type="spellEnd"/>
       <w:r>
-        <w:t>-de</w:t>
-      </w:r>
-      <w:r>
-        <w:t xml:space="preserve">veloped content. Key features include AI-powered learning path recommendations based on role, grade, and career aspirations; peer cohort learning circles; and a verified skills passport that employees retain beyond their </w:t>
+        <w:t xml:space="preserve">-developed content. Key features include AI-powered learning path recommendations based on role, grade, and career aspirations; peer cohort learning circles; and a verified skills passport that employees retain beyond their </w:t>
       </w:r>
       <w:proofErr w:type="spellStart"/>
       <w:r>
@@ -17360,10 +17019,7 @@
         <w:pStyle w:val="Heading3"/>
       </w:pPr>
       <w:r>
-        <w:t>3.6.3 Mandatory Tr</w:t>
-      </w:r>
-      <w:r>
-        <w:t>aining Requirements</w:t>
+        <w:t>3.6.3 Mandatory Training Requirements</w:t>
       </w:r>
     </w:p>
     <w:tbl>
@@ -18545,10 +18201,7 @@
         <w:spacing w:before="60" w:after="60"/>
       </w:pPr>
       <w:r>
-        <w:t>Tuition Assistance: Up to $10,000 per year f</w:t>
-      </w:r>
-      <w:r>
-        <w:t xml:space="preserve">or degree or graduate </w:t>
+        <w:t xml:space="preserve">Tuition Assistance: Up to $10,000 per year for degree or graduate </w:t>
       </w:r>
       <w:proofErr w:type="spellStart"/>
       <w:r>
@@ -18585,10 +18238,7 @@
       </w:r>
       <w:proofErr w:type="spellEnd"/>
       <w:r>
-        <w:t>: Employees select</w:t>
-      </w:r>
-      <w:r>
-        <w:t>ed to present at industry conferences receive full expenses coverage and 2 days paid preparation leave.</w:t>
+        <w:t>: Employees selected to present at industry conferences receive full expenses coverage and 2 days paid preparation leave.</w:t>
       </w:r>
     </w:p>
     <w:p>
@@ -18614,10 +18264,7 @@
       </w:r>
       <w:proofErr w:type="spellEnd"/>
       <w:r>
-        <w:t>: A 12-month intensive leadership development cohort for high-potential Grade 7–8 employees, including executive mentoring, an actio</w:t>
-      </w:r>
-      <w:r>
-        <w:t>n-learning project, and an international rotation.</w:t>
+        <w:t>: A 12-month intensive leadership development cohort for high-potential Grade 7–8 employees, including executive mentoring, an action-learning project, and an international rotation.</w:t>
       </w:r>
     </w:p>
     <w:p>
@@ -18638,10 +18285,7 @@
         <w:pStyle w:val="Heading2"/>
       </w:pPr>
       <w:r>
-        <w:t>3.7 Leave Management P</w:t>
-      </w:r>
-      <w:r>
-        <w:t>olicy</w:t>
+        <w:t>3.7 Leave Management Policy</w:t>
       </w:r>
     </w:p>
     <w:p>
@@ -18679,10 +18323,7 @@
       </w:r>
       <w:proofErr w:type="gramEnd"/>
       <w:r>
-        <w:t xml:space="preserve"> (PTO) policy that consolidates vacation, personal days, and sick days into a single PTO bank. This approach gives employees maximum flexibility in managing their time away from work. PTO accrues from Day 1 of emplo</w:t>
-      </w:r>
-      <w:r>
-        <w:t>yment at the following rates:</w:t>
+        <w:t xml:space="preserve"> (PTO) policy that consolidates vacation, personal days, and sick days into a single PTO bank. This approach gives employees maximum flexibility in managing their time away from work. PTO accrues from Day 1 of employment at the following rates:</w:t>
       </w:r>
     </w:p>
     <w:tbl>
@@ -19484,10 +19125,7 @@
       </w:pPr>
       <w:proofErr w:type="spellStart"/>
       <w:r>
-        <w:t>NexaC</w:t>
-      </w:r>
-      <w:r>
-        <w:t>orp</w:t>
+        <w:t>NexaCorp</w:t>
       </w:r>
       <w:proofErr w:type="spellEnd"/>
       <w:r>
@@ -21979,10 +21617,7 @@
       </w:r>
       <w:proofErr w:type="spellEnd"/>
       <w:r>
-        <w:t xml:space="preserve"> unified PTO bank satisfies and exceeds the statutory minimum in all cases. Employees in these states </w:t>
-      </w:r>
-      <w:r>
-        <w:t xml:space="preserve">have the right to use PTO for qualifying </w:t>
+        <w:t xml:space="preserve"> unified PTO bank satisfies and exceeds the statutory minimum in all cases. Employees in these states have the right to use PTO for qualifying </w:t>
       </w:r>
       <w:r>
         <w:lastRenderedPageBreak/>
@@ -22016,10 +21651,7 @@
       </w:r>
       <w:proofErr w:type="spellEnd"/>
       <w:r>
-        <w:t xml:space="preserve"> embraces flexible work as a core talent strategy and competitive advantage. The company does not impose a mandatory office attendance minimum as a uniform global standard; instead, it delegates flexibility decisions to Business</w:t>
-      </w:r>
-      <w:r>
-        <w:t xml:space="preserve"> Unit heads within a framework of principles established by this policy. The overriding principle is that work location decisions should be driven by what best enables the employee and their team to deliver outstanding results, not by </w:t>
+        <w:t xml:space="preserve"> embraces flexible work as a core talent strategy and competitive advantage. The company does not impose a mandatory office attendance minimum as a uniform global standard; instead, it delegates flexibility decisions to Business Unit heads within a framework of principles established by this policy. The overriding principle is that work location decisions should be driven by what best enables the employee and their team to deliver outstanding results, not by </w:t>
       </w:r>
       <w:proofErr w:type="spellStart"/>
       <w:r>
@@ -22027,10 +21659,7 @@
       </w:r>
       <w:proofErr w:type="spellEnd"/>
       <w:r>
-        <w:t xml:space="preserve"> or tradi</w:t>
-      </w:r>
-      <w:r>
-        <w:t>tion.</w:t>
+        <w:t xml:space="preserve"> or tradition.</w:t>
       </w:r>
     </w:p>
     <w:p>
@@ -22834,16 +22463,7 @@
           <w:sz w:val="20"/>
           <w:szCs w:val="20"/>
         </w:rPr>
-        <w:t>International remote arrangements create complex tax, social security, immigration, and employment law implications. Employees must not unilaterally relocate to another country without prior written approval from Legal, Tax, and the CPO's office. Working r</w:t>
-      </w:r>
-      <w:r>
-        <w:rPr>
-          <w:i/>
-          <w:iCs/>
-          <w:sz w:val="20"/>
-          <w:szCs w:val="20"/>
-        </w:rPr>
-        <w:t>emotely from another country for even one week may trigger unexpected tax obligations.</w:t>
+        <w:t>International remote arrangements create complex tax, social security, immigration, and employment law implications. Employees must not unilaterally relocate to another country without prior written approval from Legal, Tax, and the CPO's office. Working remotely from another country for even one week may trigger unexpected tax obligations.</w:t>
       </w:r>
     </w:p>
     <w:p>
@@ -22860,10 +22480,7 @@
         <w:jc w:val="both"/>
       </w:pPr>
       <w:r>
-        <w:t>Employees working remotely are responsible for maintaining a safe, ergonomically appropriate, and professionally suitable hom</w:t>
-      </w:r>
-      <w:r>
-        <w:t xml:space="preserve">e workspace. </w:t>
+        <w:t xml:space="preserve">Employees working remotely are responsible for maintaining a safe, ergonomically appropriate, and professionally suitable home workspace. </w:t>
       </w:r>
       <w:proofErr w:type="spellStart"/>
       <w:r>
@@ -22897,10 +22514,7 @@
         <w:spacing w:before="60" w:after="60"/>
       </w:pPr>
       <w:r>
-        <w:t>Annual Equipment Refresh Allowance of $200 for p</w:t>
-      </w:r>
-      <w:r>
-        <w:t>eripherals and consumables.</w:t>
+        <w:t>Annual Equipment Refresh Allowance of $200 for peripherals and consumables.</w:t>
       </w:r>
     </w:p>
     <w:p>
@@ -22952,10 +22566,7 @@
       </w:pPr>
       <w:r>
         <w:lastRenderedPageBreak/>
-        <w:t>Employees must complete a Home Workstation Self-Assessment annually and attest that their workspace mee</w:t>
-      </w:r>
-      <w:r>
-        <w:t>ts the minimum requirements set out in the Remote Work Safety Checklist (HR-RW-02).</w:t>
+        <w:t>Employees must complete a Home Workstation Self-Assessment annually and attest that their workspace meets the minimum requirements set out in the Remote Work Safety Checklist (HR-RW-02).</w:t>
       </w:r>
     </w:p>
     <w:p>
@@ -22972,13 +22583,7 @@
         <w:jc w:val="both"/>
       </w:pPr>
       <w:r>
-        <w:t>Regardless of work arrangement or time zone, all employees are expected to be available for synchronous collaboration during their team's des</w:t>
-      </w:r>
-      <w:r>
-        <w:t>ignated Core Hours, typically 10:00 AM – 3:00 PM in the primary time zone of the team's manager. Employees in significantly different time zones should work with their manager to agree on a modified availability window that supports team effectiveness with</w:t>
-      </w:r>
-      <w:r>
-        <w:t>out causing unreasonable hardship.</w:t>
+        <w:t>Regardless of work arrangement or time zone, all employees are expected to be available for synchronous collaboration during their team's designated Core Hours, typically 10:00 AM – 3:00 PM in the primary time zone of the team's manager. Employees in significantly different time zones should work with their manager to agree on a modified availability window that supports team effectiveness without causing unreasonable hardship.</w:t>
       </w:r>
     </w:p>
     <w:p>
@@ -23003,13 +22608,7 @@
         <w:jc w:val="both"/>
       </w:pPr>
       <w:r>
-        <w:t>Reliable attendance is fundamental to team performance and client delivery. Employees are expected to report to work (in-office or remote) on schedule, meet</w:t>
-      </w:r>
-      <w:r>
-        <w:t xml:space="preserve"> commitments to internal and external stakeholders, and communicate proactively when unable to meet expectations. Excessive unplanned absences — defined as more than 8 unplanned absences in any rolling 12-month period — will trigger a formal attendance rev</w:t>
-      </w:r>
-      <w:r>
-        <w:t>iew with the employee's HR Business Partner.</w:t>
+        <w:t>Reliable attendance is fundamental to team performance and client delivery. Employees are expected to report to work (in-office or remote) on schedule, meet commitments to internal and external stakeholders, and communicate proactively when unable to meet expectations. Excessive unplanned absences — defined as more than 8 unplanned absences in any rolling 12-month period — will trigger a formal attendance review with the employee's HR Business Partner.</w:t>
       </w:r>
     </w:p>
     <w:p>
@@ -23026,13 +22625,7 @@
         <w:jc w:val="both"/>
       </w:pPr>
       <w:r>
-        <w:t>Non-exempt employees are required to record all hours worked accurately and completely in the HRIS time-entry system by the close of each pay period. Any time worked in addition to scheduled</w:t>
-      </w:r>
-      <w:r>
-        <w:t xml:space="preserve"> hours, including email and messaging activity outside normal hours that constitutes compensable work under applicable law, must be recorded. Managers must review and approve time records by 12:00 PM on the Monday following the close of each bi-weekly pay </w:t>
-      </w:r>
-      <w:r>
-        <w:t>period.</w:t>
+        <w:t>Non-exempt employees are required to record all hours worked accurately and completely in the HRIS time-entry system by the close of each pay period. Any time worked in addition to scheduled hours, including email and messaging activity outside normal hours that constitutes compensable work under applicable law, must be recorded. Managers must review and approve time records by 12:00 PM on the Monday following the close of each bi-weekly pay period.</w:t>
       </w:r>
     </w:p>
     <w:p>
@@ -23068,10 +22661,7 @@
         <w:pStyle w:val="Heading3"/>
       </w:pPr>
       <w:r>
-        <w:t>3.9.3 Dress Code &amp; Professiona</w:t>
-      </w:r>
-      <w:r>
-        <w:t>l Appearance</w:t>
+        <w:t>3.9.3 Dress Code &amp; Professional Appearance</w:t>
       </w:r>
     </w:p>
     <w:p>
@@ -23093,10 +22683,7 @@
       </w:r>
       <w:proofErr w:type="spellEnd"/>
       <w:r>
-        <w:t xml:space="preserve"> at external forums. 'Business casual' is def</w:t>
-      </w:r>
-      <w:r>
-        <w:t>ined as neat, professional attire that is free from offensive graphics, slogans, or excessive informality. Jeans are permitted on Fridays ('</w:t>
+        <w:t xml:space="preserve"> at external forums. 'Business casual' is defined as neat, professional attire that is free from offensive graphics, slogans, or excessive informality. Jeans are permitted on Fridays ('</w:t>
       </w:r>
       <w:proofErr w:type="spellStart"/>
       <w:r>
@@ -23104,10 +22691,7 @@
       </w:r>
       <w:proofErr w:type="spellEnd"/>
       <w:r>
-        <w:t>') and during designated team events. Specific client-facing roles may have elevated dress code requiremen</w:t>
-      </w:r>
-      <w:r>
-        <w:t>ts communicated through the relevant Business Unit.</w:t>
+        <w:t>') and during designated team events. Specific client-facing roles may have elevated dress code requirements communicated through the relevant Business Unit.</w:t>
       </w:r>
     </w:p>
     <w:p>
@@ -23176,13 +22760,7 @@
       </w:r>
       <w:proofErr w:type="spellEnd"/>
       <w:r>
-        <w:t>, ethnicity, national origin, religion or religious creed, sex (including pregnancy, childbirth, breastfeed</w:t>
-      </w:r>
-      <w:r>
-        <w:t>ing, and related medical conditions), gender, gender identity and expression, sexual orientation, age, physical or mental disability, medical condition, genetic information, military or veteran status, marital status, political affiliation, or any other ba</w:t>
-      </w:r>
-      <w:r>
-        <w:t>sis protected by applicable federal, state, local, or international law.</w:t>
+        <w:t>, ethnicity, national origin, religion or religious creed, sex (including pregnancy, childbirth, breastfeeding, and related medical conditions), gender, gender identity and expression, sexual orientation, age, physical or mental disability, medical condition, genetic information, military or veteran status, marital status, political affiliation, or any other basis protected by applicable federal, state, local, or international law.</w:t>
       </w:r>
     </w:p>
     <w:p>
@@ -23191,10 +22769,7 @@
         <w:jc w:val="both"/>
       </w:pPr>
       <w:r>
-        <w:t>This commitment extends to all aspects of employment including recruitment and hiring, onboarding, compensation and benefits, performance management, training and development, promoti</w:t>
-      </w:r>
-      <w:r>
-        <w:t xml:space="preserve">on and career progression, discipline, and separation from employment. </w:t>
+        <w:t xml:space="preserve">This commitment extends to all aspects of employment including recruitment and hiring, onboarding, compensation and benefits, performance management, training and development, promotion and career progression, discipline, and separation from employment. </w:t>
       </w:r>
       <w:proofErr w:type="spellStart"/>
       <w:r>
@@ -23202,10 +22777,7 @@
       </w:r>
       <w:proofErr w:type="spellEnd"/>
       <w:r>
-        <w:t xml:space="preserve"> prohibits both intentional discriminatory treatment (disparate treatment) and facially neutral practices that have a disproportionate adverse impact on protected groups without</w:t>
-      </w:r>
-      <w:r>
-        <w:t xml:space="preserve"> justification (disparate impact).</w:t>
+        <w:t xml:space="preserve"> prohibits both intentional discriminatory treatment (disparate treatment) and facially neutral practices that have a disproportionate adverse impact on protected groups without justification (disparate impact).</w:t>
       </w:r>
     </w:p>
     <w:p>
@@ -23234,10 +22806,7 @@
       </w:r>
       <w:proofErr w:type="spellStart"/>
       <w:r>
-        <w:t>behaviour</w:t>
-      </w:r>
-      <w:r>
-        <w:t>s</w:t>
+        <w:t>behaviours</w:t>
       </w:r>
       <w:proofErr w:type="spellEnd"/>
       <w:r>
@@ -23258,10 +22827,7 @@
         <w:jc w:val="both"/>
       </w:pPr>
       <w:r>
-        <w:t>Sexual</w:t>
-      </w:r>
-      <w:r>
-        <w:t xml:space="preserve"> harassment is a specific and particularly serious form of harassment. </w:t>
+        <w:t xml:space="preserve">Sexual harassment is a specific and particularly serious form of harassment. </w:t>
       </w:r>
       <w:proofErr w:type="spellStart"/>
       <w:r>
@@ -23306,10 +22872,7 @@
       </w:r>
       <w:proofErr w:type="spellEnd"/>
       <w:r>
-        <w:t>, or other verba</w:t>
-      </w:r>
-      <w:r>
-        <w:t>l or physical conduct of a sexual nature is made either explicitly or implicitly a term or condition of employment, or is used as the basis for employment decisions. A single severe incident is sufficient to constitute actionable harassment.</w:t>
+        <w:t>, or other verbal or physical conduct of a sexual nature is made either explicitly or implicitly a term or condition of employment, or is used as the basis for employment decisions. A single severe incident is sufficient to constitute actionable harassment.</w:t>
       </w:r>
     </w:p>
     <w:p>
@@ -23322,10 +22885,7 @@
         <w:spacing w:before="60" w:after="60"/>
       </w:pPr>
       <w:r>
-        <w:t>Hostile Work E</w:t>
-      </w:r>
-      <w:r>
-        <w:t xml:space="preserve">nvironment Harassment: Where unwelcome conduct of a sexual nature unreasonably interferes with an individual's work performance or creates an intimidating, hostile, or offensive working environment. This form typically involves a pattern of </w:t>
+        <w:t xml:space="preserve">Hostile Work Environment Harassment: Where unwelcome conduct of a sexual nature unreasonably interferes with an individual's work performance or creates an intimidating, hostile, or offensive working environment. This form typically involves a pattern of </w:t>
       </w:r>
       <w:proofErr w:type="spellStart"/>
       <w:r>
@@ -23333,10 +22893,7 @@
       </w:r>
       <w:proofErr w:type="spellEnd"/>
       <w:r>
-        <w:t>, thou</w:t>
-      </w:r>
-      <w:r>
-        <w:t>gh a single egregious act may suffice.</w:t>
+        <w:t>, though a single egregious act may suffice.</w:t>
       </w:r>
     </w:p>
     <w:p>
@@ -23761,14 +23318,7 @@
                 <w:sz w:val="19"/>
                 <w:szCs w:val="19"/>
               </w:rPr>
-              <w:t>Excluding someone from meetings, projects, or social events based on protected characteristics; undermining wo</w:t>
-            </w:r>
-            <w:r>
-              <w:rPr>
-                <w:sz w:val="19"/>
-                <w:szCs w:val="19"/>
-              </w:rPr>
-              <w:t>rk product; micromanagement motivated by bias</w:t>
+              <w:t>Excluding someone from meetings, projects, or social events based on protected characteristics; undermining work product; micromanagement motivated by bias</w:t>
             </w:r>
           </w:p>
         </w:tc>
@@ -23892,10 +23442,7 @@
         <w:spacing w:before="60" w:after="60"/>
       </w:pPr>
       <w:r>
-        <w:t>The employ</w:t>
-      </w:r>
-      <w:r>
-        <w:t>ee's direct manager (unless the manager is the subject of the complaint).</w:t>
+        <w:t>The employee's direct manager (unless the manager is the subject of the complaint).</w:t>
       </w:r>
     </w:p>
     <w:p>
@@ -23934,10 +23481,7 @@
         <w:spacing w:before="60" w:after="60"/>
       </w:pPr>
       <w:r>
-        <w:t>The Chief People Offic</w:t>
-      </w:r>
-      <w:r>
-        <w:t>er directly for complaints involving senior leaders.</w:t>
+        <w:t>The Chief People Officer directly for complaints involving senior leaders.</w:t>
       </w:r>
     </w:p>
     <w:p>
@@ -23967,10 +23511,7 @@
         <w:jc w:val="both"/>
       </w:pPr>
       <w:r>
-        <w:t>All complaints will be investigated promptly, thoroughly, and impartially</w:t>
-      </w:r>
-      <w:r>
-        <w:t>. The following standards apply:</w:t>
+        <w:t>All complaints will be investigated promptly, thoroughly, and impartially. The following standards apply:</w:t>
       </w:r>
     </w:p>
     <w:p>
@@ -23996,10 +23537,7 @@
         <w:spacing w:before="60" w:after="60"/>
       </w:pPr>
       <w:r>
-        <w:t>The investigation will include separate interviews with the complainant</w:t>
-      </w:r>
-      <w:r>
-        <w:t>, the respondent, and all material witnesses. Notes will be taken and retained securely.</w:t>
+        <w:t>The investigation will include separate interviews with the complainant, the respondent, and all material witnesses. Notes will be taken and retained securely.</w:t>
       </w:r>
     </w:p>
     <w:p>
@@ -24025,10 +23563,7 @@
         <w:spacing w:before="60" w:after="60"/>
       </w:pPr>
       <w:r>
-        <w:t>Interim measures (e.g., tempo</w:t>
-      </w:r>
-      <w:r>
-        <w:t>rary schedule changes, reporting structure modifications) may be put in place during the investigation to protect the complainant without prejudicing the outcome.</w:t>
+        <w:t>Interim measures (e.g., temporary schedule changes, reporting structure modifications) may be put in place during the investigation to protect the complainant without prejudicing the outcome.</w:t>
       </w:r>
     </w:p>
     <w:p>
@@ -24041,10 +23576,7 @@
         <w:spacing w:before="60" w:after="60"/>
       </w:pPr>
       <w:r>
-        <w:t>The investigation will be completed within 45 business days where possible. Complex matters m</w:t>
-      </w:r>
-      <w:r>
-        <w:t>ay require additional time; parties will be kept informed of any extensions.</w:t>
+        <w:t>The investigation will be completed within 45 business days where possible. Complex matters may require additional time; parties will be kept informed of any extensions.</w:t>
       </w:r>
     </w:p>
     <w:p>
@@ -24058,10 +23590,7 @@
       </w:pPr>
       <w:r>
         <w:lastRenderedPageBreak/>
-        <w:t>A written Investigation Summary will be prepared and retained in a confidential file. Findings will be communicated to both parties to the extent permissible by law and consistent</w:t>
-      </w:r>
-      <w:r>
-        <w:t xml:space="preserve"> with confidentiality obligations.</w:t>
+        <w:t>A written Investigation Summary will be prepared and retained in a confidential file. Findings will be communicated to both parties to the extent permissible by law and consistent with confidentiality obligations.</w:t>
       </w:r>
     </w:p>
     <w:p>
@@ -24089,16 +23618,7 @@
           <w:sz w:val="20"/>
           <w:szCs w:val="20"/>
         </w:rPr>
-        <w:t>Confidentiality of the investigation process will be maintained to the greatest extent possible. Information will be shared only on a strict need-to-know basis. Employees involved in an investigation who breach conf</w:t>
-      </w:r>
-      <w:r>
-        <w:rPr>
-          <w:i/>
-          <w:iCs/>
-          <w:sz w:val="20"/>
-          <w:szCs w:val="20"/>
-        </w:rPr>
-        <w:t>identiality obligations may face separate disciplinary action.</w:t>
+        <w:t>Confidentiality of the investigation process will be maintained to the greatest extent possible. Information will be shared only on a strict need-to-know basis. Employees involved in an investigation who breach confidentiality obligations may face separate disciplinary action.</w:t>
       </w:r>
     </w:p>
     <w:p>
@@ -24131,10 +23651,7 @@
       </w:r>
       <w:proofErr w:type="spellEnd"/>
       <w:r>
-        <w:t xml:space="preserve"> will take corrective action that is proportionate to the s</w:t>
-      </w:r>
-      <w:r>
-        <w:t>everity, frequency, and circumstances of the violation. Available actions include but are not limited to:</w:t>
+        <w:t xml:space="preserve"> will take corrective action that is proportionate to the severity, frequency, and circumstances of the violation. Available actions include but are not limited to:</w:t>
       </w:r>
     </w:p>
     <w:tbl>
@@ -24584,10 +24101,7 @@
         <w:jc w:val="both"/>
       </w:pPr>
       <w:r>
-        <w:t>Managers and supervisors have an affirmative obligation to address harassment and discrimination that occurs within their team, even where no formal complaint has been made. A manager who witnesses harassing conduct and fails to take immediate corrective a</w:t>
-      </w:r>
-      <w:r>
-        <w:t xml:space="preserve">ction will be held accountable to the same standard as if they personally engaged in the conduct. Turning a blind eye is not a </w:t>
+        <w:t xml:space="preserve">Managers and supervisors have an affirmative obligation to address harassment and discrimination that occurs within their team, even where no formal complaint has been made. A manager who witnesses harassing conduct and fails to take immediate corrective action will be held accountable to the same standard as if they personally engaged in the conduct. Turning a blind eye is not a </w:t>
       </w:r>
       <w:proofErr w:type="spellStart"/>
       <w:r>
@@ -24648,10 +24162,7 @@
       </w:r>
       <w:proofErr w:type="spellEnd"/>
       <w:r>
-        <w:t xml:space="preserve"> technology assets, data, and inf</w:t>
-      </w:r>
-      <w:r>
-        <w:t xml:space="preserve">ormation systems are critical business assets that must be protected from misuse, </w:t>
+        <w:t xml:space="preserve"> technology assets, data, and information systems are critical business assets that must be protected from misuse, </w:t>
       </w:r>
       <w:proofErr w:type="spellStart"/>
       <w:r>
@@ -24667,10 +24178,7 @@
       </w:r>
       <w:proofErr w:type="spellEnd"/>
       <w:r>
-        <w:t xml:space="preserve"> systems has a personal responsibility to use them appropriately, securely, and in compliance with this Part </w:t>
-      </w:r>
-      <w:r>
-        <w:t>and all related security standards.</w:t>
+        <w:t xml:space="preserve"> systems has a personal responsibility to use them appropriately, securely, and in compliance with this Part and all related security standards.</w:t>
       </w:r>
     </w:p>
     <w:p>
@@ -24703,10 +24211,7 @@
       </w:r>
       <w:proofErr w:type="spellEnd"/>
       <w:r>
-        <w:t>-owned, leased, or licensed technology assets (collectively 'Systems'), including but not limited to: desktop and laptop computers; mobile devices (smartphones and tablets, whether company-issued or BYOD); servers; networ</w:t>
-      </w:r>
-      <w:r>
-        <w:t xml:space="preserve">k infrastructure; cloud platforms; collaboration tools (Slack, Microsoft 365, Zoom, etc.); development environments; and any other system accessed using </w:t>
+        <w:t xml:space="preserve">-owned, leased, or licensed technology assets (collectively 'Systems'), including but not limited to: desktop and laptop computers; mobile devices (smartphones and tablets, whether company-issued or BYOD); servers; network infrastructure; cloud platforms; collaboration tools (Slack, Microsoft 365, Zoom, etc.); development environments; and any other system accessed using </w:t>
       </w:r>
       <w:proofErr w:type="spellStart"/>
       <w:r>
@@ -24748,10 +24253,7 @@
       </w:r>
       <w:proofErr w:type="spellStart"/>
       <w:r>
-        <w:t>a</w:t>
-      </w:r>
-      <w:r>
-        <w:t>uthorised</w:t>
+        <w:t>authorised</w:t>
       </w:r>
       <w:proofErr w:type="spellEnd"/>
       <w:r>
@@ -24810,10 +24312,7 @@
         <w:spacing w:before="60" w:after="60"/>
       </w:pPr>
       <w:r>
-        <w:t>Limited p</w:t>
-      </w:r>
-      <w:r>
-        <w:t>ersonal use that does not interfere with work duties, consume significant bandwidth, or create legal risk (e.g., checking personal email briefly; visiting news sites). This privilege may be revoked.</w:t>
+        <w:t>Limited personal use that does not interfere with work duties, consume significant bandwidth, or create legal risk (e.g., checking personal email briefly; visiting news sites). This privilege may be revoked.</w:t>
       </w:r>
     </w:p>
     <w:p>
@@ -24838,10 +24337,7 @@
       </w:r>
       <w:proofErr w:type="spellEnd"/>
       <w:r>
-        <w:t xml:space="preserve"> Syst</w:t>
-      </w:r>
-      <w:r>
-        <w:t>ems are strictly prohibited:</w:t>
+        <w:t xml:space="preserve"> Systems are strictly prohibited:</w:t>
       </w:r>
     </w:p>
     <w:p>
@@ -24938,10 +24434,7 @@
         <w:spacing w:before="60" w:after="60"/>
       </w:pPr>
       <w:r>
-        <w:t>Attempting to access systems, accounts, or data for wh</w:t>
-      </w:r>
-      <w:r>
-        <w:t xml:space="preserve">ich you have not been specifically </w:t>
+        <w:t xml:space="preserve">Attempting to access systems, accounts, or data for which you have not been specifically </w:t>
       </w:r>
       <w:proofErr w:type="spellStart"/>
       <w:r>
@@ -24975,10 +24468,7 @@
         <w:spacing w:before="60" w:after="60"/>
       </w:pPr>
       <w:r>
-        <w:t>Circumventing data loss prevention (DLP) controls, VPN requirements, or endpoint security s</w:t>
-      </w:r>
-      <w:r>
-        <w:t>oftware.</w:t>
+        <w:t>Circumventing data loss prevention (DLP) controls, VPN requirements, or endpoint security software.</w:t>
       </w:r>
     </w:p>
     <w:p>
@@ -25021,10 +24511,7 @@
       </w:r>
       <w:proofErr w:type="spellEnd"/>
       <w:r>
-        <w:t xml:space="preserve"> confidential dat</w:t>
-      </w:r>
-      <w:r>
-        <w:t>a.</w:t>
+        <w:t xml:space="preserve"> confidential data.</w:t>
       </w:r>
     </w:p>
     <w:p>
@@ -25057,13 +24544,7 @@
       </w:r>
       <w:proofErr w:type="spellEnd"/>
       <w:r>
-        <w:t xml:space="preserve"> reserves the right to monitor, access, inspect, and review any content, communications, or activities conducted on its Systems, inclu</w:t>
-      </w:r>
-      <w:r>
-        <w:t>ding emails, chat messages, browser history, files, and application usage logs. Such monitoring may be conducted without prior notice and may be used for disciplinary purposes. In jurisdictions where prior notice or employee consent is required by law (e.g</w:t>
-      </w:r>
-      <w:r>
-        <w:t>., Germany, France, Netherlands), country-specific addenda will specify the applicable monitoring practices and consent mechanisms.</w:t>
+        <w:t xml:space="preserve"> reserves the right to monitor, access, inspect, and review any content, communications, or activities conducted on its Systems, including emails, chat messages, browser history, files, and application usage logs. Such monitoring may be conducted without prior notice and may be used for disciplinary purposes. In jurisdictions where prior notice or employee consent is required by law (e.g., Germany, France, Netherlands), country-specific addenda will specify the applicable monitoring practices and consent mechanisms.</w:t>
       </w:r>
     </w:p>
     <w:p>
@@ -25768,10 +25249,7 @@
       </w:r>
       <w:proofErr w:type="spellEnd"/>
       <w:r>
-        <w:t xml:space="preserve"> Data Retention Schedule (DRS), maintained by the Data Governance Council. Employees must not delete or destroy data that may be subject to a litigation </w:t>
-      </w:r>
-      <w:r>
-        <w:t>hold (Legal Hold Notice issued by the CLO's office) or regulatory investigation, regardless of the DRS schedule. When data reaches the end of its retention period, it must be disposed of using approved methods:</w:t>
+        <w:t xml:space="preserve"> Data Retention Schedule (DRS), maintained by the Data Governance Council. Employees must not delete or destroy data that may be subject to a litigation hold (Legal Hold Notice issued by the CLO's office) or regulatory investigation, regardless of the DRS schedule. When data reaches the end of its retention period, it must be disposed of using approved methods:</w:t>
       </w:r>
     </w:p>
     <w:p>
@@ -25784,10 +25262,7 @@
         <w:spacing w:before="60" w:after="60"/>
       </w:pPr>
       <w:r>
-        <w:t>Electronic Data: Cryptographic erasure or ver</w:t>
-      </w:r>
-      <w:r>
-        <w:t>ified overwrite using NIST 800-88-compliant tools. Deletion from trash/recycle bin alone is insufficient.</w:t>
+        <w:t>Electronic Data: Cryptographic erasure or verified overwrite using NIST 800-88-compliant tools. Deletion from trash/recycle bin alone is insufficient.</w:t>
       </w:r>
     </w:p>
     <w:p>
@@ -25800,10 +25275,7 @@
         <w:spacing w:before="60" w:after="60"/>
       </w:pPr>
       <w:r>
-        <w:t xml:space="preserve">Physical Documents (Confidential or above): Cross-cut shredding using office-provided shredders or contracted secure document destruction vendors. Do </w:t>
-      </w:r>
-      <w:r>
-        <w:t>not dispose of confidential documents in regular waste bins.</w:t>
+        <w:t>Physical Documents (Confidential or above): Cross-cut shredding using office-provided shredders or contracted secure document destruction vendors. Do not dispose of confidential documents in regular waste bins.</w:t>
       </w:r>
     </w:p>
     <w:p>
@@ -25849,10 +25321,7 @@
         <w:pStyle w:val="Heading3"/>
       </w:pPr>
       <w:r>
-        <w:t>5.3.</w:t>
-      </w:r>
-      <w:r>
-        <w:t>1 What Constitutes a Security Incident</w:t>
+        <w:t>5.3.1 What Constitutes a Security Incident</w:t>
       </w:r>
     </w:p>
     <w:p>
@@ -25869,10 +25338,7 @@
       </w:r>
       <w:proofErr w:type="spellEnd"/>
       <w:r>
-        <w:t xml:space="preserve"> information assets or systems. Employees must report the following to the Security </w:t>
-      </w:r>
-      <w:r>
-        <w:t>Operations Centre (SOC) immediately via security@nexacorp.com or the 24/7 Incident Hotline (+1-415-700-9911):</w:t>
+        <w:t xml:space="preserve"> information assets or systems. Employees must report the following to the Security Operations Centre (SOC) immediately via security@nexacorp.com or the 24/7 Incident Hotline (+1-415-700-9911):</w:t>
       </w:r>
     </w:p>
     <w:tbl>
@@ -26619,10 +26085,7 @@
         <w:spacing w:before="60" w:after="60"/>
       </w:pPr>
       <w:r>
-        <w:t xml:space="preserve">Identification: Validate the incident, assess initial scope, and assign severity level </w:t>
-      </w:r>
-      <w:r>
-        <w:t>(P1–P4).</w:t>
+        <w:t>Identification: Validate the incident, assess initial scope, and assign severity level (P1–P4).</w:t>
       </w:r>
     </w:p>
     <w:p>
@@ -26661,10 +26124,7 @@
         <w:spacing w:before="60" w:after="60"/>
       </w:pPr>
       <w:r>
-        <w:t>Recovery: Restore systems from clean backups, verify integ</w:t>
-      </w:r>
-      <w:r>
-        <w:t>rity, and gradually return to normal operations.</w:t>
+        <w:t>Recovery: Restore systems from clean backups, verify integrity, and gradually return to normal operations.</w:t>
       </w:r>
     </w:p>
     <w:p>
@@ -26690,10 +26150,7 @@
         <w:spacing w:before="60" w:after="60"/>
       </w:pPr>
       <w:r>
-        <w:t>Regulatory Notification: In cases involving personal data breaches, the Legal and Privacy t</w:t>
-      </w:r>
-      <w:r>
-        <w:t>eams will determine notification obligations within 72 hours (GDPR) or applicable local law timelines.</w:t>
+        <w:t>Regulatory Notification: In cases involving personal data breaches, the Legal and Privacy teams will determine notification obligations within 72 hours (GDPR) or applicable local law timelines.</w:t>
       </w:r>
     </w:p>
     <w:p>
@@ -26735,10 +26192,7 @@
       </w:r>
       <w:r>
         <w:lastRenderedPageBreak/>
-        <w:t>and products and are reinforced by the company's global privacy</w:t>
-      </w:r>
-      <w:r>
-        <w:t xml:space="preserve"> </w:t>
+        <w:t xml:space="preserve">and products and are reinforced by the company's global privacy </w:t>
       </w:r>
       <w:proofErr w:type="spellStart"/>
       <w:r>
@@ -26914,14 +26368,7 @@
                 <w:sz w:val="19"/>
                 <w:szCs w:val="19"/>
               </w:rPr>
-              <w:t>Personal data must be collected on a legitimate legal basis. Employees must not collect</w:t>
-            </w:r>
-            <w:r>
-              <w:rPr>
-                <w:sz w:val="19"/>
-                <w:szCs w:val="19"/>
-              </w:rPr>
-              <w:t xml:space="preserve"> data covertly or deceptively.</w:t>
+              <w:t>Personal data must be collected on a legitimate legal basis. Employees must not collect data covertly or deceptively.</w:t>
             </w:r>
           </w:p>
         </w:tc>
@@ -27370,16 +26817,7 @@
           <w:sz w:val="20"/>
           <w:szCs w:val="20"/>
         </w:rPr>
-        <w:t>Any new product feature, internal tool, or business process that involves the collection or processing of personal data requires a Privacy Impact Assessment (PIA) before launch. Submit a PIA request to privacy@nexacorp.com at least 30 days before the plann</w:t>
-      </w:r>
-      <w:r>
-        <w:rPr>
-          <w:i/>
-          <w:iCs/>
-          <w:sz w:val="20"/>
-          <w:szCs w:val="20"/>
-        </w:rPr>
-        <w:t>ed launch date.</w:t>
+        <w:t>Any new product feature, internal tool, or business process that involves the collection or processing of personal data requires a Privacy Impact Assessment (PIA) before launch. Submit a PIA request to privacy@nexacorp.com at least 30 days before the planned launch date.</w:t>
       </w:r>
     </w:p>
     <w:p>
@@ -27432,10 +26870,7 @@
       </w:r>
       <w:proofErr w:type="spellEnd"/>
       <w:r>
-        <w:t xml:space="preserve"> is committed to providing a safe and healthy work environment for all employees, contractors, visitors, and any other person on its premises. This commitment i</w:t>
-      </w:r>
-      <w:r>
-        <w:t>s grounded in our legal obligations under applicable occupational health and safety law (including OSHA in the United States, the UK Health and Safety at Work Act 1974, and equivalent legislation globally) and in our Core Value of Sustainable Impact.</w:t>
+        <w:t xml:space="preserve"> is committed to providing a safe and healthy work environment for all employees, contractors, visitors, and any other person on its premises. This commitment is grounded in our legal obligations under applicable occupational health and safety law (including OSHA in the United States, the UK Health and Safety at Work Act 1974, and equivalent legislation globally) and in our Core Value of Sustainable Impact.</w:t>
       </w:r>
     </w:p>
     <w:p>
@@ -27443,7 +26878,15 @@
         <w:pStyle w:val="Heading2"/>
       </w:pPr>
       <w:r>
-        <w:t>6.1 Safety Obligations &amp; Responsibilities</w:t>
+        <w:t xml:space="preserve">6.1 </w:t>
+      </w:r>
+      <w:bookmarkStart w:id="0" w:name="_GoBack"/>
+      <w:r>
+        <w:t xml:space="preserve">Safety Obligations </w:t>
+      </w:r>
+      <w:bookmarkEnd w:id="0"/>
+      <w:r>
+        <w:t>&amp; Responsibilities</w:t>
       </w:r>
     </w:p>
     <w:p>
@@ -27498,10 +26941,7 @@
         <w:spacing w:before="60" w:after="60"/>
       </w:pPr>
       <w:r>
-        <w:t>Report unsafe conditions, hazards, near-misse</w:t>
-      </w:r>
-      <w:r>
-        <w:t>s, and injuries to their manager and the Facilities team immediately.</w:t>
+        <w:t>Report unsafe conditions, hazards, near-misses, and injuries to their manager and the Facilities team immediately.</w:t>
       </w:r>
     </w:p>
     <w:p>
@@ -27540,10 +26980,7 @@
         <w:spacing w:before="60" w:after="60"/>
       </w:pPr>
       <w:r>
-        <w:t xml:space="preserve">Maintain their </w:t>
-      </w:r>
-      <w:r>
-        <w:t>workspace in an orderly and hazard-free condition.</w:t>
+        <w:t>Maintain their workspace in an orderly and hazard-free condition.</w:t>
       </w:r>
     </w:p>
     <w:p>
@@ -27590,10 +27027,7 @@
         <w:spacing w:before="60" w:after="60"/>
       </w:pPr>
       <w:r>
-        <w:t>Investig</w:t>
-      </w:r>
-      <w:r>
-        <w:t>ate and document all injuries and near-misses using the Incident Report Form (FAC-INC-01) within 24 hours.</w:t>
+        <w:t>Investigate and document all injuries and near-misses using the Incident Report Form (FAC-INC-01) within 24 hours.</w:t>
       </w:r>
     </w:p>
     <w:p>
@@ -27636,10 +27070,7 @@
         <w:jc w:val="both"/>
       </w:pPr>
       <w:r>
-        <w:t>The Environmental, Health &amp; Safety (EHS) function within the Global Real Estate &amp; Facilities team is responsible for: developing and</w:t>
-      </w:r>
-      <w:r>
-        <w:t xml:space="preserve"> maintaining </w:t>
+        <w:t xml:space="preserve">The Environmental, Health &amp; Safety (EHS) function within the Global Real Estate &amp; Facilities team is responsible for: developing and maintaining </w:t>
       </w:r>
       <w:proofErr w:type="spellStart"/>
       <w:r>
@@ -27655,10 +27086,7 @@
       </w:r>
       <w:proofErr w:type="spellEnd"/>
       <w:r>
-        <w:t>; ensuring regulatory compliance; managing emergency response planning; conducting annual safety audits; reporting safety performance to executive leadership; and coordinating with external bodies (OSHA inspec</w:t>
-      </w:r>
-      <w:r>
-        <w:t>tors, fire marshals, etc.).</w:t>
+        <w:t>; ensuring regulatory compliance; managing emergency response planning; conducting annual safety audits; reporting safety performance to executive leadership; and coordinating with external bodies (OSHA inspectors, fire marshals, etc.).</w:t>
       </w:r>
     </w:p>
     <w:p>
@@ -28602,10 +28030,7 @@
       </w:r>
       <w:proofErr w:type="spellEnd"/>
       <w:r>
-        <w:t xml:space="preserve"> vehicles, or during work hours (including remote work) is strictl</w:t>
-      </w:r>
-      <w:r>
-        <w:t xml:space="preserve">y prohibited. Additionally, employees must not report to work, operate </w:t>
+        <w:t xml:space="preserve"> vehicles, or during work hours (including remote work) is strictly prohibited. Additionally, employees must not report to work, operate </w:t>
       </w:r>
       <w:proofErr w:type="spellStart"/>
       <w:r>
@@ -28635,10 +28060,7 @@
       </w:r>
       <w:proofErr w:type="spellEnd"/>
       <w:r>
-        <w:t xml:space="preserve"> reserves the right to conduct drug and alcohol testing in the following circumstances: post-accident (following a workplace incident where impairment may have been a factor); reasonable suspicion (based on observable symptoms); random testing wher</w:t>
-      </w:r>
-      <w:r>
-        <w:t>e permitted by applicable law; and pre-employment testing for roles requiring security clearances or safety-sensitive duties.</w:t>
+        <w:t xml:space="preserve"> reserves the right to conduct drug and alcohol testing in the following circumstances: post-accident (following a workplace incident where impairment may have been a factor); reasonable suspicion (based on observable symptoms); random testing where permitted by applicable law; and pre-employment testing for roles requiring security clearances or safety-sensitive duties.</w:t>
       </w:r>
     </w:p>
     <w:p>
@@ -28697,16 +28119,7 @@
           <w:sz w:val="20"/>
           <w:szCs w:val="20"/>
         </w:rPr>
-        <w:t xml:space="preserve"> substance abuse as a health condition and encourages employees struggling with dependency to voluntarily</w:t>
-      </w:r>
-      <w:r>
-        <w:rPr>
-          <w:i/>
-          <w:iCs/>
-          <w:sz w:val="20"/>
-          <w:szCs w:val="20"/>
-        </w:rPr>
-        <w:t xml:space="preserve"> seek assistance through the EAP before a workplace incident occurs. Voluntary self-referral to treatment will not itself result in disciplinary action, subject to the employee meeting performance and attendance expectations.</w:t>
+        <w:t xml:space="preserve"> substance abuse as a health condition and encourages employees struggling with dependency to voluntarily seek assistance through the EAP before a workplace incident occurs. Voluntary self-referral to treatment will not itself result in disciplinary action, subject to the employee meeting performance and attendance expectations.</w:t>
       </w:r>
     </w:p>
     <w:p>
@@ -28770,10 +28183,7 @@
         <w:jc w:val="both"/>
       </w:pPr>
       <w:r>
-        <w:t>Business travel must be necessary, cost-effective, and conducted in compliance with this policy. Employees should first consid</w:t>
-      </w:r>
-      <w:r>
-        <w:t xml:space="preserve">er whether the purpose of travel can be achieved through video conferencing or other virtual means before </w:t>
+        <w:t xml:space="preserve">Business travel must be necessary, cost-effective, and conducted in compliance with this policy. Employees should first consider whether the purpose of travel can be achieved through video conferencing or other virtual means before </w:t>
       </w:r>
       <w:proofErr w:type="spellStart"/>
       <w:r>
@@ -28789,10 +28199,7 @@
       </w:r>
       <w:proofErr w:type="spellEnd"/>
       <w:r>
-        <w:t xml:space="preserve"> tracks and reports on Scope 3 business travel emissions and includes</w:t>
-      </w:r>
-      <w:r>
-        <w:t xml:space="preserve"> travel reduction targets in its annual sustainability commitments.</w:t>
+        <w:t xml:space="preserve"> tracks and reports on Scope 3 business travel emissions and includes travel reduction targets in its annual sustainability commitments.</w:t>
       </w:r>
     </w:p>
     <w:p>
@@ -28829,10 +28236,7 @@
       </w:r>
       <w:proofErr w:type="spellEnd"/>
       <w:r>
-        <w:t xml:space="preserve"> Pro, via the Concur Travel Portal or mo</w:t>
-      </w:r>
-      <w:r>
-        <w:t>bile app.</w:t>
+        <w:t xml:space="preserve"> Pro, via the Concur Travel Portal or mobile app.</w:t>
       </w:r>
     </w:p>
     <w:p>
@@ -28850,10 +28254,7 @@
       </w:r>
       <w:proofErr w:type="spellEnd"/>
       <w:r>
-        <w:t xml:space="preserve"> must book the lowest reasonable logical fare/rate in the applicable class of service. 'Logical' means achieving the business purpose without undue inconvenience (e.g., avoiding connections with less than 60 minutes transit time for dom</w:t>
-      </w:r>
-      <w:r>
-        <w:t>estic; 90 minutes for international).</w:t>
+        <w:t xml:space="preserve"> must book the lowest reasonable logical fare/rate in the applicable class of service. 'Logical' means achieving the business purpose without undue inconvenience (e.g., avoiding connections with less than 60 minutes transit time for domestic; 90 minutes for international).</w:t>
       </w:r>
     </w:p>
     <w:p>
@@ -28887,10 +28288,7 @@
         <w:spacing w:before="60" w:after="60"/>
       </w:pPr>
       <w:r>
-        <w:t>Trip approval (manager pre-approval in Concur) is required</w:t>
-      </w:r>
-      <w:r>
-        <w:t xml:space="preserve"> for all trips exceeding $1,500 in total estimated cost.</w:t>
+        <w:t>Trip approval (manager pre-approval in Concur) is required for all trips exceeding $1,500 in total estimated cost.</w:t>
       </w:r>
     </w:p>
     <w:p>
@@ -30072,16 +29470,7 @@
           <w:sz w:val="20"/>
           <w:szCs w:val="20"/>
         </w:rPr>
-        <w:t>Hotel rates exceeding tier limits require Finance BP approval in Concur prior to booking. Conference hotels at designated event venues are pre-approved at negotiated rates regardless of tier — book through the conference registration link cited in the even</w:t>
-      </w:r>
-      <w:r>
-        <w:rPr>
-          <w:i/>
-          <w:iCs/>
-          <w:sz w:val="20"/>
-          <w:szCs w:val="20"/>
-        </w:rPr>
-        <w:t>t communications.</w:t>
+        <w:t>Hotel rates exceeding tier limits require Finance BP approval in Concur prior to booking. Conference hotels at designated event venues are pre-approved at negotiated rates regardless of tier — book through the conference registration link cited in the event communications.</w:t>
       </w:r>
     </w:p>
     <w:p>
@@ -30111,10 +29500,7 @@
       </w:r>
       <w:proofErr w:type="spellEnd"/>
       <w:r>
-        <w:t xml:space="preserve"> will reimburse employees for legitimate, necessary, and reasonable business expenses incurred in the course of their duties. Employees are stewards of company resources and must apply the same judgment in spending company funds as they would if sp</w:t>
-      </w:r>
-      <w:r>
-        <w:t>ending their own money. Expense claims must be submitted within 30 days of the expense being incurred. Claims older than 90 days will not be reimbursed without Finance VP approval.</w:t>
+        <w:t xml:space="preserve"> will reimburse employees for legitimate, necessary, and reasonable business expenses incurred in the course of their duties. Employees are stewards of company resources and must apply the same judgment in spending company funds as they would if spending their own money. Expense claims must be submitted within 30 days of the expense being incurred. Claims older than 90 days will not be reimbursed without Finance VP approval.</w:t>
       </w:r>
     </w:p>
     <w:p>
@@ -30787,10 +30173,7 @@
       </w:r>
       <w:proofErr w:type="gramEnd"/>
       <w:r>
-        <w:t xml:space="preserve"> for that meal. Alcohol purchased during individual meals on per diem is not reimbur</w:t>
-      </w:r>
-      <w:r>
-        <w:t>sable. Business meals entertaining clients are governed by Section 2.3.</w:t>
+        <w:t xml:space="preserve"> for that meal. Alcohol purchased during individual meals on per diem is not reimbursable. Business meals entertaining clients are governed by Section 2.3.</w:t>
       </w:r>
     </w:p>
     <w:p>
@@ -32056,10 +31439,7 @@
       </w:r>
       <w:proofErr w:type="spellStart"/>
       <w:r>
-        <w:t>Concu</w:t>
-      </w:r>
-      <w:r>
-        <w:t>r's</w:t>
+        <w:t>Concur's</w:t>
       </w:r>
       <w:proofErr w:type="spellEnd"/>
       <w:r>
@@ -32079,10 +31459,7 @@
         <w:pStyle w:val="Heading3"/>
       </w:pPr>
       <w:r>
-        <w:t>7.3.1 Procurement Authority</w:t>
-      </w:r>
-      <w:r>
-        <w:t xml:space="preserve"> Matrix</w:t>
+        <w:t>7.3.1 Procurement Authority Matrix</w:t>
       </w:r>
     </w:p>
     <w:p>
@@ -32156,17 +31533,7 @@
                 <w:sz w:val="20"/>
                 <w:szCs w:val="20"/>
               </w:rPr>
-              <w:t>Total Contract Va</w:t>
-            </w:r>
-            <w:r>
-              <w:rPr>
-                <w:b/>
-                <w:bCs/>
-                <w:color w:val="FFFFFF"/>
-                <w:sz w:val="20"/>
-                <w:szCs w:val="20"/>
-              </w:rPr>
-              <w:t>lue (USD)</w:t>
+              <w:t>Total Contract Value (USD)</w:t>
             </w:r>
           </w:p>
         </w:tc>
@@ -32705,10 +32072,7 @@
         <w:jc w:val="both"/>
       </w:pPr>
       <w:r>
-        <w:t>Before any new vendor may be engaged, the Procurement team must complete a Vendor Qualification Assessment (VQA) covering: financial stability (Dun &amp; Bradstreet or equivalent); sanctions screening against OFAC, EU</w:t>
-      </w:r>
-      <w:r>
-        <w:t xml:space="preserve">, and UN consolidated lists; anti-bribery due diligence proportionate to country risk and contract value; information security assessment for any vendor with access to </w:t>
+        <w:t xml:space="preserve">Before any new vendor may be engaged, the Procurement team must complete a Vendor Qualification Assessment (VQA) covering: financial stability (Dun &amp; Bradstreet or equivalent); sanctions screening against OFAC, EU, and UN consolidated lists; anti-bribery due diligence proportionate to country risk and contract value; information security assessment for any vendor with access to </w:t>
       </w:r>
       <w:proofErr w:type="spellStart"/>
       <w:r>
@@ -32716,10 +32080,7 @@
       </w:r>
       <w:proofErr w:type="spellEnd"/>
       <w:r>
-        <w:t xml:space="preserve"> systems or data; and insurance verification (general liability, E&amp;O/professiona</w:t>
-      </w:r>
-      <w:r>
-        <w:t>l indemnity, cyber liability where applicable).</w:t>
+        <w:t xml:space="preserve"> systems or data; and insurance verification (general liability, E&amp;O/professional indemnity, cyber liability where applicable).</w:t>
       </w:r>
     </w:p>
     <w:p>
@@ -32787,16 +32148,7 @@
           <w:sz w:val="20"/>
           <w:szCs w:val="20"/>
         </w:rPr>
-        <w:t xml:space="preserve"> system. Commitment letters, emails, or verb</w:t>
-      </w:r>
-      <w:r>
-        <w:rPr>
-          <w:i/>
-          <w:iCs/>
-          <w:sz w:val="20"/>
-          <w:szCs w:val="20"/>
-        </w:rPr>
-        <w:t xml:space="preserve">al agreements with unregistered vendors do not bind </w:t>
+        <w:t xml:space="preserve"> system. Commitment letters, emails, or verbal agreements with unregistered vendors do not bind </w:t>
       </w:r>
       <w:proofErr w:type="spellStart"/>
       <w:r>
@@ -32869,10 +32221,7 @@
       </w:r>
       <w:proofErr w:type="spellEnd"/>
       <w:r>
-        <w:t xml:space="preserve"> disciplinary procedures are designed to be fair, consistent, and transparent. The company believes in addressing performance and conduct issues constructively and proportionately, with a genuine goal of rehabilitation where appropriate. However,</w:t>
-      </w:r>
-      <w:r>
-        <w:t xml:space="preserve"> </w:t>
+        <w:t xml:space="preserve"> disciplinary procedures are designed to be fair, consistent, and transparent. The company believes in addressing performance and conduct issues constructively and proportionately, with a genuine goal of rehabilitation where appropriate. However, </w:t>
       </w:r>
       <w:proofErr w:type="spellStart"/>
       <w:r>
@@ -32921,10 +32270,7 @@
         <w:jc w:val="both"/>
       </w:pPr>
       <w:r>
-        <w:t>The progressive discipline framework is applied to conduct and performance is</w:t>
-      </w:r>
-      <w:r>
-        <w:t xml:space="preserve">sues that do not rise to the level of gross misconduct. The steps are designed to be escalating in severity, giving employees notice of the issue and opportunity to correct their </w:t>
+        <w:t xml:space="preserve">The progressive discipline framework is applied to conduct and performance issues that do not rise to the level of gross misconduct. The steps are designed to be escalating in severity, giving employees notice of the issue and opportunity to correct their </w:t>
       </w:r>
       <w:proofErr w:type="spellStart"/>
       <w:r>
@@ -32940,10 +32286,7 @@
       </w:r>
       <w:proofErr w:type="spellEnd"/>
       <w:r>
-        <w:t xml:space="preserve"> is not require</w:t>
-      </w:r>
-      <w:r>
-        <w:t>d to progress through each step in sequence — the appropriate starting point depends on the severity and nature of the issue.</w:t>
+        <w:t xml:space="preserve"> is not required to progress through each step in sequence — the appropriate starting point depends on the severity and nature of the issue.</w:t>
       </w:r>
     </w:p>
     <w:p>
@@ -33934,10 +33277,7 @@
       </w:pPr>
       <w:r>
         <w:lastRenderedPageBreak/>
-        <w:t xml:space="preserve">Be accompanied by a colleague, trade union representative, or other </w:t>
-      </w:r>
-      <w:r>
-        <w:t>appropriate support person in jurisdictions where such rights exist under law.</w:t>
+        <w:t>Be accompanied by a colleague, trade union representative, or other appropriate support person in jurisdictions where such rights exist under law.</w:t>
       </w:r>
     </w:p>
     <w:p>
@@ -33971,10 +33311,7 @@
       </w:r>
       <w:proofErr w:type="spellEnd"/>
       <w:r>
-        <w:t xml:space="preserve"> Grievance &amp; Appeal process (HR-APPEAL-01) within 1</w:t>
-      </w:r>
-      <w:r>
-        <w:t>0 business days of receiving the written outcome.</w:t>
+        <w:t xml:space="preserve"> Grievance &amp; Appeal process (HR-APPEAL-01) within 10 business days of receiving the written outcome.</w:t>
       </w:r>
     </w:p>
     <w:p>
@@ -34010,10 +33347,7 @@
         <w:pStyle w:val="Heading2"/>
       </w:pPr>
       <w:r>
-        <w:t>8.2 Gross Misconduc</w:t>
-      </w:r>
-      <w:r>
-        <w:t>t &amp; Summary Dismissal</w:t>
+        <w:t>8.2 Gross Misconduct &amp; Summary Dismissal</w:t>
       </w:r>
     </w:p>
     <w:p>
@@ -34038,10 +33372,7 @@
       </w:r>
       <w:proofErr w:type="spellEnd"/>
       <w:r>
-        <w:t xml:space="preserve"> reserves the right to dismiss an employee summarily (without notice or payment in lieu of notice) following a</w:t>
-      </w:r>
-      <w:r>
-        <w:t xml:space="preserve"> fair investigation where gross misconduct is substantiated. The following, while not exhaustive, are examples of </w:t>
+        <w:t xml:space="preserve"> reserves the right to dismiss an employee summarily (without notice or payment in lieu of notice) following a fair investigation where gross misconduct is substantiated. The following, while not exhaustive, are examples of </w:t>
       </w:r>
       <w:proofErr w:type="spellStart"/>
       <w:r>
@@ -34209,14 +33540,7 @@
                 <w:sz w:val="19"/>
                 <w:szCs w:val="19"/>
               </w:rPr>
-              <w:t>Theft of company property; expense fraud; fals</w:t>
-            </w:r>
-            <w:r>
-              <w:rPr>
-                <w:sz w:val="19"/>
-                <w:szCs w:val="19"/>
-              </w:rPr>
-              <w:t>ification of records or qualifications; financial misappropriation</w:t>
+              <w:t>Theft of company property; expense fraud; falsification of records or qualifications; financial misappropriation</w:t>
             </w:r>
           </w:p>
         </w:tc>
@@ -34418,14 +33742,7 @@
                 <w:sz w:val="19"/>
                 <w:szCs w:val="19"/>
               </w:rPr>
-              <w:t xml:space="preserve"> disclosure of MNPI to personal benefit; sale of client dat</w:t>
-            </w:r>
-            <w:r>
-              <w:rPr>
-                <w:sz w:val="19"/>
-                <w:szCs w:val="19"/>
-              </w:rPr>
-              <w:t>a</w:t>
+              <w:t xml:space="preserve"> disclosure of MNPI to personal benefit; sale of client data</w:t>
             </w:r>
           </w:p>
         </w:tc>
@@ -34684,10 +34001,7 @@
       </w:r>
       <w:proofErr w:type="spellEnd"/>
       <w:r>
-        <w:t xml:space="preserve"> may suspend them on full pay pending the outcome of an investigation. Suspension is a neutral act and is not a disciplinary sanction or an indication of guilt. During suspension, the employee mus</w:t>
-      </w:r>
-      <w:r>
-        <w:t xml:space="preserve">t: not attend </w:t>
+        <w:t xml:space="preserve"> may suspend them on full pay pending the outcome of an investigation. Suspension is a neutral act and is not a disciplinary sanction or an indication of guilt. During suspension, the employee must: not attend </w:t>
       </w:r>
       <w:proofErr w:type="spellStart"/>
       <w:r>
@@ -34711,10 +34025,7 @@
         <w:pStyle w:val="Heading2"/>
       </w:pPr>
       <w:r>
-        <w:t>8.3 Voluntary Resignation &amp; Reti</w:t>
-      </w:r>
-      <w:r>
-        <w:t>rement</w:t>
+        <w:t>8.3 Voluntary Resignation &amp; Retirement</w:t>
       </w:r>
     </w:p>
     <w:p>
@@ -35400,10 +34711,7 @@
         <w:spacing w:before="60" w:after="60"/>
       </w:pPr>
       <w:r>
-        <w:t>IT begins credential revocation scheduling and device retu</w:t>
-      </w:r>
-      <w:r>
-        <w:t>rn coordination.</w:t>
+        <w:t>IT begins credential revocation scheduling and device return coordination.</w:t>
       </w:r>
     </w:p>
     <w:p>
@@ -35450,10 +34758,7 @@
         <w:spacing w:before="60" w:after="60"/>
       </w:pPr>
       <w:r>
-        <w:t>Employee completes a knowledge transfer document for a</w:t>
-      </w:r>
-      <w:r>
-        <w:t>ll active projects.</w:t>
+        <w:t>Employee completes a knowledge transfer document for all active projects.</w:t>
       </w:r>
     </w:p>
     <w:p>
@@ -35500,10 +34805,7 @@
         <w:spacing w:before="60" w:after="60"/>
       </w:pPr>
       <w:r>
-        <w:t>RSU and LTI treatment is determined per the applicable equity plan do</w:t>
-      </w:r>
-      <w:r>
-        <w:t>cuments.</w:t>
+        <w:t>RSU and LTI treatment is determined per the applicable equity plan documents.</w:t>
       </w:r>
     </w:p>
     <w:p>
@@ -35533,13 +34835,7 @@
       </w:r>
       <w:proofErr w:type="spellEnd"/>
       <w:r>
-        <w:t xml:space="preserve"> is committed to treating all employees with dignity and respect in all circumstances, including the difficult situation of involuntary job elimination. Reductions in force (RIFs) are undertaken only after thorough business justification, considera</w:t>
-      </w:r>
-      <w:r>
-        <w:t>tion of alternatives, and appropriate consultation with legal counsel. Selection criteria for inclusion in a RIF must be based on legitimate, non-discriminatory business factors including: role elimination; skills gap relative to future business needs; per</w:t>
-      </w:r>
-      <w:r>
-        <w:t>formance history; and length of service as a tiebreaker.</w:t>
+        <w:t xml:space="preserve"> is committed to treating all employees with dignity and respect in all circumstances, including the difficult situation of involuntary job elimination. Reductions in force (RIFs) are undertaken only after thorough business justification, consideration of alternatives, and appropriate consultation with legal counsel. Selection criteria for inclusion in a RIF must be based on legitimate, non-discriminatory business factors including: role elimination; skills gap relative to future business needs; performance history; and length of service as a tiebreaker.</w:t>
       </w:r>
     </w:p>
     <w:p>
@@ -36475,16 +35771,7 @@
           <w:sz w:val="20"/>
           <w:szCs w:val="20"/>
         </w:rPr>
-        <w:t xml:space="preserve">Severance is contingent upon the employee signing a valid Separation Agreement &amp; Release of Claims. Employees should be advised they have the right to consult independent legal counsel before signing. ADEA waivers require a 21-day consideration period and </w:t>
-      </w:r>
-      <w:r>
-        <w:rPr>
-          <w:i/>
-          <w:iCs/>
-          <w:sz w:val="20"/>
-          <w:szCs w:val="20"/>
-        </w:rPr>
-        <w:t>7-day revocation right for employees aged 40 and above.</w:t>
+        <w:t>Severance is contingent upon the employee signing a valid Separation Agreement &amp; Release of Claims. Employees should be advised they have the right to consult independent legal counsel before signing. ADEA waivers require a 21-day consideration period and 7-day revocation right for employees aged 40 and above.</w:t>
       </w:r>
     </w:p>
     <w:p>
@@ -36509,13 +35796,7 @@
       </w:r>
       <w:proofErr w:type="spellEnd"/>
       <w:r>
-        <w:t xml:space="preserve"> to provide 60 ca</w:t>
-      </w:r>
-      <w:r>
-        <w:t>lendar days' advance written notice to affected employees, relevant state agencies, and local government. The Legal and HR teams will manage WARN Act compliance in all such situations. Failure to comply with WARN Act obligations creates significant legal l</w:t>
-      </w:r>
-      <w:r>
-        <w:t xml:space="preserve">iability for </w:t>
+        <w:t xml:space="preserve"> to provide 60 calendar days' advance written notice to affected employees, relevant state agencies, and local government. The Legal and HR teams will manage WARN Act compliance in all such situations. Failure to comply with WARN Act obligations creates significant legal liability for </w:t>
       </w:r>
       <w:proofErr w:type="spellStart"/>
       <w:r>
@@ -42633,10 +41914,7 @@
       </w:r>
       <w:proofErr w:type="spellStart"/>
       <w:r>
-        <w:t>Nex</w:t>
-      </w:r>
-      <w:r>
-        <w:t>aCorp's</w:t>
+        <w:t>NexaCorp's</w:t>
       </w:r>
       <w:proofErr w:type="spellEnd"/>
       <w:r>
@@ -42648,10 +41926,7 @@
       </w:r>
       <w:proofErr w:type="spellEnd"/>
       <w:r>
-        <w:t xml:space="preserve"> reserves the right to amend, update, or revoke any policy in this handbook at any time with reasonable notice, ex</w:t>
-      </w:r>
-      <w:r>
-        <w:t>cept where such changes would conflict with applicable law.</w:t>
+        <w:t xml:space="preserve"> reserves the right to amend, update, or revoke any policy in this handbook at any time with reasonable notice, except where such changes would conflict with applicable law.</w:t>
       </w:r>
     </w:p>
     <w:p>
@@ -44410,10 +43685,7 @@
         <w:jc w:val="both"/>
       </w:pPr>
       <w:r>
-        <w:t>The following country-specific addenda supplement this handbook in the jurisdictions listed. Where an addendum exists, employees and managers in that country should consult both the main handbook and the relevant addendum. Addenda are available on the HR P</w:t>
-      </w:r>
-      <w:r>
-        <w:t>ortal under 'Country Policies'.</w:t>
+        <w:t>The following country-specific addenda supplement this handbook in the jurisdictions listed. Where an addendum exists, employees and managers in that country should consult both the main handbook and the relevant addendum. Addenda are available on the HR Portal under 'Country Policies'.</w:t>
       </w:r>
     </w:p>
     <w:tbl>
@@ -45818,8 +45090,6 @@
       <w:pPr>
         <w:spacing w:before="300" w:after="300"/>
       </w:pPr>
-      <w:bookmarkStart w:id="0" w:name="_GoBack"/>
-      <w:bookmarkEnd w:id="0"/>
     </w:p>
     <w:sectPr>
       <w:headerReference w:type="default" r:id="rId7"/>
